--- a/issledovanie-cifrovizacii/proekt-ankety.docx
+++ b/issledovanie-cifrovizacii/proekt-ankety.docx
@@ -25,7 +25,7 @@
         <w:t xml:space="preserve"> </w:t>
       </w:r>
       <w:r>
-        <w:t xml:space="preserve">Версия v2 от 26.10.2026 · задача Б24 № 349714 · учтены итоги встречи с Г. В. Головченко 23.10</w:t>
+        <w:t xml:space="preserve">Версия v2.1 от 26.10.2026 · задача Б24 № 349714 · учтены итоги встречи с Г. В. Головченко 23.10</w:t>
       </w:r>
     </w:p>
     <w:p>
@@ -4991,7 +4991,7 @@
               <w:rPr>
                 <w:sz w:val="17"/>
               </w:rPr>
-              <w:t xml:space="preserve">SITA и ACI: статусы «внедрено / планируем» для биометрии, самообслуживания, платформ данных [1], [2]; в России — эксперимент по посадке по биометрии в Шереметьево и Пулково с 01.06.2026 [9]</w:t>
+              <w:t xml:space="preserve">SITA и ACI спрашивают о биометрии и самообслуживании [1], [2]: в 2025 г. киоски самообслуживания есть в 77% аэропортов, автоматическая сдача багажа — в 63%, биометрический пограничный контроль — в 54% [1]; в России — пилот посадки по биометрии в Шереметьево и Пулково [9]</w:t>
             </w:r>
           </w:p>
         </w:tc>
@@ -5041,7 +5041,7 @@
               <w:rPr>
                 <w:sz w:val="17"/>
               </w:rPr>
-              <w:t xml:space="preserve">SITA: 63% авиакомпаний применяют ИИ в управлении операциями [1]; McKinsey: 62% организаций пробуют ИИ-агентов [4]; оценка Минтранса и Ассоциации ЦТЛ: ИИ применяют около 45% транспортных организаций [10]</w:t>
+              <w:t xml:space="preserve">SITA 2025: ИИ в управлении операциями (сбои, назначение ВС, экипажи) — у 63% авиакомпаний, для ответов пассажирам — у 75%, для контроля обслуживания ВС — только у 17%; инвестировать в ИИ планируют 73% аэропортов и 90% авиакомпаний [1]; McKinsey: 62% организаций пробуют ИИ-агентов [4]; оценка Минтранса и Ассоциации ЦТЛ: ИИ применяют около 45% транспортных организаций [10]</w:t>
             </w:r>
           </w:p>
         </w:tc>
@@ -5091,7 +5091,7 @@
               <w:rPr>
                 <w:sz w:val="17"/>
               </w:rPr>
-              <w:t xml:space="preserve">Gartner: развёртывание генеративного ИИ и агентов в ближайшие 12 месяцев [5]</w:t>
+              <w:t xml:space="preserve">Gartner спрашивает о планах внедрения генеративного ИИ и агентов на 12 месяцев [5]; где должна работать система — наш вопрос под российские требования</w:t>
             </w:r>
           </w:p>
         </w:tc>
@@ -5191,7 +5191,7 @@
               <w:rPr>
                 <w:sz w:val="17"/>
               </w:rPr>
-              <w:t xml:space="preserve">McKinsey: эффект на прибыль видят только 39% [4]</w:t>
+              <w:t xml:space="preserve">SITA 2025: главный барьер для ИИ в операциях — интеграция и согласованность данных (49% авиакомпаний, 33% аэропортов) [1]; McKinsey: эффект на прибыль видят только 39% [4]</w:t>
             </w:r>
           </w:p>
         </w:tc>
@@ -5241,7 +5241,7 @@
               <w:rPr>
                 <w:sz w:val="17"/>
               </w:rPr>
-              <w:t xml:space="preserve">ENISA: на транспорте лидируют шифровальщики и угрозы данным [7]; EASA и IATA: потеря сигнала GPS выросла на 220% за 2021–2024 гг. [8]; WEF: генеральные директора ставят фишинг и мошенничество выше шифровальщиков [3]</w:t>
+              <w:t xml:space="preserve">ENISA: на транспорте лидируют шифровальщики и угрозы данным [7]; EASA и IATA: потеря сигнала GPS выросла на 220% за 2021–2024 гг. [8]; WEF 2026: генеральные директора теперь ставят кибермошенничество выше шифровальщиков [3]</w:t>
             </w:r>
           </w:p>
         </w:tc>
@@ -5291,7 +5291,7 @@
               <w:rPr>
                 <w:sz w:val="17"/>
               </w:rPr>
-              <w:t xml:space="preserve">WEF: уверенность в киберустойчивости [3]; российский прецедент — сбой систем «Аэрофлота» 28.07.2025 с массовой отменой рейсов [11]</w:t>
+              <w:t xml:space="preserve">WEF 2026: устойчивость выше требований — у 19% организаций, недостаточная — у 17% [3]; российский прецедент — сбой систем «Аэрофлота» 28.07.2025, отменено около 50 пар рейсов [11]</w:t>
             </w:r>
           </w:p>
         </w:tc>
@@ -5341,7 +5341,7 @@
               <w:rPr>
                 <w:sz w:val="17"/>
               </w:rPr>
-              <w:t xml:space="preserve">ENISA: атаки через цепочку поставок — 10% инцидентов на транспорте [7]</w:t>
+              <w:t xml:space="preserve">WEF 2026: уязвимости подрядчиков — главное препятствие для 65% крупных компаний, учения вместе с подрядчиками проводят лишь 27% [3]; ENISA: атаки через цепочку поставок — 10% инцидентов на транспорте [7]</w:t>
             </w:r>
           </w:p>
         </w:tc>
@@ -5391,7 +5391,7 @@
               <w:rPr>
                 <w:sz w:val="17"/>
               </w:rPr>
-              <w:t xml:space="preserve">WEF 2026: процедура проверки ИИ-сервисов до внедрения есть у 64% (год назад — 37%); 94% называют ИИ главным фактором изменений в ИБ [3]</w:t>
+              <w:t xml:space="preserve">WEF 2026: процедура проверки безопасности ИИ-сервисов есть у 64% (год назад — 37%); 94% называют ИИ главным фактором изменений в ИБ [3]; SITA 2025: из авиакомпаний, применяющих ИИ, в кибербезопасности его используют только 49% [1]</w:t>
             </w:r>
           </w:p>
         </w:tc>
@@ -5491,7 +5491,7 @@
               <w:rPr>
                 <w:sz w:val="17"/>
               </w:rPr>
-              <w:t xml:space="preserve">SITA 2025: обмен данными с партнёрами — у 31% авиакомпаний и 49% аэропортов [1]</w:t>
+              <w:t xml:space="preserve">SITA 2025: главная тема выпуска — согласованность данных между партнёрами; 57% авиакомпаний называют главным препятствием для цифровой идентификации пассажира сотрудничество с аэропортами [1]</w:t>
             </w:r>
           </w:p>
         </w:tc>
@@ -5597,7 +5597,7 @@
         <w:pStyle w:val="FirstParagraph"/>
       </w:pPr>
       <w:r>
-        <w:t xml:space="preserve">Все источники найдены через веб-поиск 23–26.10.2026; страницы напрямую не открывались, цифры сверены по поисковой выдаче.</w:t>
+        <w:t xml:space="preserve">Источники сверены по самим страницам 26.10.2026; SITA — по полному тексту отчёта. Пометка «не открыт» — сайт закрыт от автоматического доступа, цифра взята из поисковой выдачи.</w:t>
       </w:r>
     </w:p>
     <w:p>
@@ -5609,7 +5609,7 @@
         </w:numPr>
       </w:pPr>
       <w:r>
-        <w:t xml:space="preserve">SITA, Air Transport IT Insights 2025 (апрель 2026): ИИ в управлении операциями — 63% авиакомпаний; обмен данными с партнёрами — 31% авиакомпаний и 49% аэропортов. https://www.travolution.com/news/sita-says-record-tech-spend-hinges-on-data-coordination/; https://www.traveldailynews.com/statistics-trends/sita-report-highlights-data-coordination-as-key-to-aviation-technology-investment/</w:t>
+        <w:t xml:space="preserve">SITA, The State of Aviation: 2025 Air Transport IT Insights (апрель 2026), полный текст отчёта. Опрошены 39 авиакомпаний и 80 аэропортов, результаты взвешены по пассажиропотоку. https://www.aviacionnews.com/wp-content/uploads/2026/04/The-state-of-aviation-SITA-2025-Air-Transport-IT-Insights.pdf; https://www.travolution.com/news/sita-says-record-tech-spend-hinges-on-data-coordination/</w:t>
       </w:r>
     </w:p>
     <w:p>
@@ -5633,7 +5633,7 @@
         </w:numPr>
       </w:pPr>
       <w:r>
-        <w:t xml:space="preserve">World Economic Forum, Global Cybersecurity Outlook 2026 (12.01.2026; 804 руководителя из 92 стран). https://www.weforum.org/publications/global-cybersecurity-outlook-2026/digest/; https://www.kiteworks.com/cybersecurity-risk-management/wef-global-cybersecurity-outlook-2026-ai-fraud-resilience/</w:t>
+        <w:t xml:space="preserve">World Economic Forum, Global Cybersecurity Outlook 2026 (январь 2026; 804 руководителя из 92 стран) — сайт WEF не открыт, цифры сверены по подробному обзору Kiteworks. https://www.kiteworks.com/cybersecurity-risk-management/wef-global-cybersecurity-outlook-2026-ai-fraud-resilience/</w:t>
       </w:r>
     </w:p>
     <w:p>
@@ -5645,7 +5645,7 @@
         </w:numPr>
       </w:pPr>
       <w:r>
-        <w:t xml:space="preserve">McKinsey, The state of AI in 2025: 62% пробуют ИИ-агентов; эффект на EBIT — у 39%. https://www.mckinsey.com/capabilities/quantumblack/our-insights/the-state-of-ai</w:t>
+        <w:t xml:space="preserve">McKinsey, The state of AI in 2025: 62% пробуют ИИ-агентов; эффект на EBIT — у 39% — не открыт. https://www.mckinsey.com/capabilities/quantumblack/our-insights/the-state-of-ai</w:t>
       </w:r>
     </w:p>
     <w:p>
@@ -5657,7 +5657,7 @@
         </w:numPr>
       </w:pPr>
       <w:r>
-        <w:t xml:space="preserve">Gartner, CIO and Technology Executive Survey 2026 (госсектор вне США): нарастить инвестиции в ИБ планируют 85%, в ИИ — 80%; агентов внедряют или планируют 49%. https://www.gartner.com/en/newsroom/press-releases/2025-11-26-gartner-survey-reveals-52-percent-of-government-cios-expect-it-budgets-to-increase-in-2026</w:t>
+        <w:t xml:space="preserve">Gartner, CIO and Technology Executive Survey 2026 (госсектор вне США): нарастить инвестиции в ИБ планируют 85%, в ИИ — 80%; агентов внедряют или планируют 49% — не открыт. https://www.gartner.com/en/newsroom/press-releases/2025-11-26-gartner-survey-reveals-52-percent-of-government-cios-expect-it-budgets-to-increase-in-2026</w:t>
       </w:r>
     </w:p>
     <w:p>
@@ -5681,7 +5681,7 @@
         </w:numPr>
       </w:pPr>
       <w:r>
-        <w:t xml:space="preserve">ENISA, Transport Threat Landscape (март 2023): шифровальщики — 38%, угрозы данным — 30%, цепочка поставок — 10%. https://www.enisa.europa.eu/news/understanding-cyber-threats-in-transport; https://industrialcyber.co/transport/enisa-reports-ransomware-attacks-most-prominent-threat-against-transport-sector-as-attacks-by-hacktivists-rise/</w:t>
+        <w:t xml:space="preserve">ENISA, Transport Threat Landscape (март 2023; 98 инцидентов за январь 2021 — октябрь 2022): шифровальщики — 38%, угрозы данным — 30%, цепочка поставок — 10%. https://www.enisa.europa.eu/sites/default/files/publications/ENISA%20Transport%20Threat%20Landscape_RECAST2.pdf</w:t>
       </w:r>
     </w:p>
     <w:p>
@@ -5693,7 +5693,7 @@
         </w:numPr>
       </w:pPr>
       <w:r>
-        <w:t xml:space="preserve">EASA и IATA, план по снижению рисков помех GNSS (июнь 2025): потеря сигнала GPS +220% за 2021–2024 гг. https://www.easa.europa.eu/newsroom-and-events/press-releases/easa-and-iata-publish-comprehensive-plan-mitigate-gnss</w:t>
+        <w:t xml:space="preserve">EASA и IATA, план по снижению рисков помех GNSS (18.06.2025): потеря сигнала GPS +220% за 2021–2024 гг. по данным IATA. https://www.easa.europa.eu/newsroom-and-events/press-releases/easa-and-iata-publish-comprehensive-plan-mitigate-gnss</w:t>
       </w:r>
     </w:p>
     <w:p>
@@ -5705,7 +5705,7 @@
         </w:numPr>
       </w:pPr>
       <w:r>
-        <w:t xml:space="preserve">Эксперимент по посадке по биометрии в Шереметьево и Пулково с 01.06.2026. https://mintrans.gov.ru/press-center/branch-news/8880; https://expert.ru/news/v-dvukh-aeroportakh-rf-provedut-eksperiment-po-posadke-na-samolet-po-biometrii/</w:t>
+        <w:t xml:space="preserve">Пилот посадки по биометрии в Шереметьево и Пулково на рейсах «Аэрофлота» Москва — Санкт-Петербург: запуск до конца I полугодия 2026 г., эксперимент в 2026–2027 гг. https://mintrans.gov.ru/press-center/branch-news/8880; https://expert.ru/news/v-dvukh-aeroportakh-rf-provedut-eksperiment-po-posadke-na-samolet-po-biometrii/</w:t>
       </w:r>
     </w:p>
     <w:p>
@@ -5729,7 +5729,7 @@
         </w:numPr>
       </w:pPr>
       <w:r>
-        <w:t xml:space="preserve">Сбой информационных систем «Аэрофлота» 28.07.2025, отмена рейсов. https://vc.ru/legal/2125132</w:t>
+        <w:t xml:space="preserve">Сбой информационных систем «Аэрофлота» 28.07.2025, отменено около 50 пар рейсов. https://vc.ru/legal/2125132</w:t>
       </w:r>
     </w:p>
     <w:p>

--- a/issledovanie-cifrovizacii/proekt-ankety.docx
+++ b/issledovanie-cifrovizacii/proekt-ankety.docx
@@ -25,7 +25,7 @@
         <w:t xml:space="preserve"> </w:t>
       </w:r>
       <w:r>
-        <w:t xml:space="preserve">Версия v2.1 от 26.10.2026 · задача Б24 № 349714 · учтены итоги встречи с Г. В. Головченко 23.10</w:t>
+        <w:t xml:space="preserve">Версия v2.2 от 26.10.2026 · задача Б24 № 349714 · учтены итоги встречи с Г. В. Головченко 23.10</w:t>
       </w:r>
     </w:p>
     <w:p>
@@ -59,7 +59,7 @@
         <w:pStyle w:val="BodyText"/>
       </w:pPr>
       <w:r>
-        <w:t xml:space="preserve">★ — ядро анкеты: 11 вопросов на 8–10 минут, если по телефону нет времени на всю. Эти вопросы повторяем каждый год без изменений, чтобы показывать динамику.</w:t>
+        <w:t xml:space="preserve">★ — ядро анкеты: 11 вопросов на 8–10 минут, если по телефону нет времени на всю. Эти вопросы повторяем каждый год без изменений, чтобы показывать динамику. Индекс цифровой готовности считается только по полной анкете, поэтому после звонка респонденту отправляем ссылку, чтобы дозаполнить остальные вопросы.</w:t>
       </w:r>
     </w:p>
     <w:p>
@@ -162,6 +162,22 @@
       </w:r>
       <w:r>
         <w:t xml:space="preserve">Авиакомпания: ☐ 10 млн и более · ☐ 2–10 млн · ☐ 0,3–2 млн · ☐ менее 0,3 млн</w:t>
+      </w:r>
+      <w:r>
+        <w:br/>
+      </w:r>
+      <w:r>
+        <w:t xml:space="preserve">Управляющая компания: суммарный пассажиропоток группы ____ млн, число аэропортов ____.</w:t>
+      </w:r>
+      <w:r>
+        <w:t xml:space="preserve"> </w:t>
+      </w:r>
+      <w:r>
+        <w:rPr>
+          <w:iCs/>
+          <w:i/>
+        </w:rPr>
+        <w:t xml:space="preserve">Если аэропорты группы заметно различаются по уровню цифровизации, лучше заполнить анкету на каждый аэропорт отдельно.</w:t>
       </w:r>
     </w:p>
     <w:p>
@@ -2020,7 +2036,7 @@
                 <w:b/>
                 <w:sz w:val="17"/>
               </w:rPr>
-              <w:t xml:space="preserve">Планируем до 2028 г.</w:t>
+              <w:t xml:space="preserve">Планируем до 2029 г.</w:t>
             </w:r>
           </w:p>
         </w:tc>
@@ -3218,6 +3234,975 @@
           <w:i/>
         </w:rPr>
         <w:t xml:space="preserve">«С подтверждением» — ИИ предлагает, решает человек.</w:t>
+      </w:r>
+    </w:p>
+    <w:tbl>
+      <w:tblPr>
+        <w:tblStyle w:val="Table"/>
+        <w:tblW w:type="pct" w:w="5000"/>
+        <w:jc w:val="center"/>
+        <w:tblBorders>
+          <w:top w:val="single" w:sz="4" w:space="0" w:color="9AA5B1"/>
+          <w:left w:val="single" w:sz="4" w:space="0" w:color="9AA5B1"/>
+          <w:bottom w:val="single" w:sz="4" w:space="0" w:color="9AA5B1"/>
+          <w:right w:val="single" w:sz="4" w:space="0" w:color="9AA5B1"/>
+          <w:insideH w:val="single" w:sz="4" w:space="0" w:color="9AA5B1"/>
+          <w:insideV w:val="single" w:sz="4" w:space="0" w:color="9AA5B1"/>
+        </w:tblBorders>
+        <w:tblCellMar>
+          <w:top w:w="20" w:type="dxa"/>
+          <w:left w:w="70" w:type="dxa"/>
+          <w:bottom w:w="20" w:type="dxa"/>
+          <w:right w:w="70" w:type="dxa"/>
+        </w:tblCellMar>
+        <w:tblLook w:firstRow="1" w:lastRow="0" w:firstColumn="0" w:lastColumn="0" w:noHBand="0" w:noVBand="0" w:val="0020"/>
+      </w:tblPr>
+      <w:tblGrid>
+        <w:gridCol w:w="2795"/>
+        <w:gridCol w:w="1024"/>
+        <w:gridCol w:w="1024"/>
+        <w:gridCol w:w="1024"/>
+        <w:gridCol w:w="1024"/>
+        <w:gridCol w:w="1024"/>
+      </w:tblGrid>
+      <w:tr>
+        <w:trPr>
+          <w:tblHeader w:val="true"/>
+          <w:cantSplit/>
+          <w:tblHeader/>
+        </w:trPr>
+        <w:tc>
+          <w:tcPr>
+            <w:shd w:val="clear" w:color="auto" w:fill="E3E9F0"/>
+          </w:tcPr>
+          <w:p>
+            <w:pPr>
+              <w:pStyle w:val="Compact"/>
+              <w:jc w:val="left"/>
+            </w:pPr>
+            <w:r>
+              <w:rPr>
+                <w:b/>
+                <w:sz w:val="17"/>
+              </w:rPr>
+              <w:t xml:space="preserve">Задача</w:t>
+            </w:r>
+          </w:p>
+        </w:tc>
+        <w:tc>
+          <w:tcPr>
+            <w:shd w:val="clear" w:color="auto" w:fill="E3E9F0"/>
+          </w:tcPr>
+          <w:p>
+            <w:pPr>
+              <w:pStyle w:val="Compact"/>
+              <w:jc w:val="center"/>
+            </w:pPr>
+            <w:r>
+              <w:rPr>
+                <w:b/>
+                <w:sz w:val="17"/>
+              </w:rPr>
+              <w:t xml:space="preserve">Готовы сейчас</w:t>
+            </w:r>
+          </w:p>
+        </w:tc>
+        <w:tc>
+          <w:tcPr>
+            <w:shd w:val="clear" w:color="auto" w:fill="E3E9F0"/>
+          </w:tcPr>
+          <w:p>
+            <w:pPr>
+              <w:pStyle w:val="Compact"/>
+              <w:jc w:val="center"/>
+            </w:pPr>
+            <w:r>
+              <w:rPr>
+                <w:b/>
+                <w:sz w:val="17"/>
+              </w:rPr>
+              <w:t xml:space="preserve">Через 2–3 года</w:t>
+            </w:r>
+          </w:p>
+        </w:tc>
+        <w:tc>
+          <w:tcPr>
+            <w:shd w:val="clear" w:color="auto" w:fill="E3E9F0"/>
+          </w:tcPr>
+          <w:p>
+            <w:pPr>
+              <w:pStyle w:val="Compact"/>
+              <w:jc w:val="center"/>
+            </w:pPr>
+            <w:r>
+              <w:rPr>
+                <w:b/>
+                <w:sz w:val="17"/>
+              </w:rPr>
+              <w:t xml:space="preserve">Только с подтвер</w:t>
+            </w:r>
+            <w:r>
+              <w:rPr>
+                <w:b/>
+                <w:sz w:val="17"/>
+              </w:rPr>
+              <w:softHyphen/>
+            </w:r>
+            <w:r>
+              <w:rPr>
+                <w:b/>
+                <w:sz w:val="17"/>
+              </w:rPr>
+              <w:t xml:space="preserve">ждением</w:t>
+            </w:r>
+          </w:p>
+        </w:tc>
+        <w:tc>
+          <w:tcPr>
+            <w:shd w:val="clear" w:color="auto" w:fill="E3E9F0"/>
+          </w:tcPr>
+          <w:p>
+            <w:pPr>
+              <w:pStyle w:val="Compact"/>
+              <w:jc w:val="center"/>
+            </w:pPr>
+            <w:r>
+              <w:rPr>
+                <w:b/>
+                <w:sz w:val="17"/>
+              </w:rPr>
+              <w:t xml:space="preserve">Никогда</w:t>
+            </w:r>
+          </w:p>
+        </w:tc>
+        <w:tc>
+          <w:tcPr>
+            <w:shd w:val="clear" w:color="auto" w:fill="E3E9F0"/>
+          </w:tcPr>
+          <w:p>
+            <w:pPr>
+              <w:pStyle w:val="Compact"/>
+              <w:jc w:val="center"/>
+            </w:pPr>
+            <w:r>
+              <w:rPr>
+                <w:b/>
+                <w:sz w:val="17"/>
+              </w:rPr>
+              <w:t xml:space="preserve">Не применимо</w:t>
+            </w:r>
+          </w:p>
+        </w:tc>
+      </w:tr>
+      <w:tr>
+        <w:trPr>
+          <w:cantSplit/>
+        </w:trPr>
+        <w:tc>
+          <w:tcPr/>
+          <w:p>
+            <w:pPr>
+              <w:pStyle w:val="Compact"/>
+              <w:jc w:val="left"/>
+            </w:pPr>
+            <w:r>
+              <w:rPr>
+                <w:sz w:val="17"/>
+              </w:rPr>
+              <w:t xml:space="preserve">а) назначение стоянок, гейтов, стоек (аэропорт) или ВС на рейсы (авиакомпания)</w:t>
+            </w:r>
+          </w:p>
+        </w:tc>
+        <w:tc>
+          <w:tcPr/>
+          <w:p>
+            <w:pPr>
+              <w:pStyle w:val="Compact"/>
+              <w:jc w:val="center"/>
+            </w:pPr>
+            <w:r>
+              <w:rPr>
+                <w:sz w:val="17"/>
+              </w:rPr>
+              <w:t xml:space="preserve">☐</w:t>
+            </w:r>
+          </w:p>
+        </w:tc>
+        <w:tc>
+          <w:tcPr/>
+          <w:p>
+            <w:pPr>
+              <w:pStyle w:val="Compact"/>
+              <w:jc w:val="center"/>
+            </w:pPr>
+            <w:r>
+              <w:rPr>
+                <w:sz w:val="17"/>
+              </w:rPr>
+              <w:t xml:space="preserve">☐</w:t>
+            </w:r>
+          </w:p>
+        </w:tc>
+        <w:tc>
+          <w:tcPr/>
+          <w:p>
+            <w:pPr>
+              <w:pStyle w:val="Compact"/>
+              <w:jc w:val="center"/>
+            </w:pPr>
+            <w:r>
+              <w:rPr>
+                <w:sz w:val="17"/>
+              </w:rPr>
+              <w:t xml:space="preserve">☐</w:t>
+            </w:r>
+          </w:p>
+        </w:tc>
+        <w:tc>
+          <w:tcPr/>
+          <w:p>
+            <w:pPr>
+              <w:pStyle w:val="Compact"/>
+              <w:jc w:val="center"/>
+            </w:pPr>
+            <w:r>
+              <w:rPr>
+                <w:sz w:val="17"/>
+              </w:rPr>
+              <w:t xml:space="preserve">☐</w:t>
+            </w:r>
+          </w:p>
+        </w:tc>
+        <w:tc>
+          <w:tcPr/>
+          <w:p>
+            <w:pPr>
+              <w:pStyle w:val="Compact"/>
+              <w:jc w:val="center"/>
+            </w:pPr>
+            <w:r>
+              <w:rPr>
+                <w:sz w:val="17"/>
+              </w:rPr>
+              <w:t xml:space="preserve">☐</w:t>
+            </w:r>
+          </w:p>
+        </w:tc>
+      </w:tr>
+      <w:tr>
+        <w:trPr>
+          <w:cantSplit/>
+        </w:trPr>
+        <w:tc>
+          <w:tcPr/>
+          <w:p>
+            <w:pPr>
+              <w:pStyle w:val="Compact"/>
+              <w:jc w:val="left"/>
+            </w:pPr>
+            <w:r>
+              <w:rPr>
+                <w:sz w:val="17"/>
+              </w:rPr>
+              <w:t xml:space="preserve">б) перепланирование расписания и ресурсов при сбоях</w:t>
+            </w:r>
+          </w:p>
+        </w:tc>
+        <w:tc>
+          <w:tcPr/>
+          <w:p>
+            <w:pPr>
+              <w:pStyle w:val="Compact"/>
+              <w:jc w:val="center"/>
+            </w:pPr>
+            <w:r>
+              <w:rPr>
+                <w:sz w:val="17"/>
+              </w:rPr>
+              <w:t xml:space="preserve">☐</w:t>
+            </w:r>
+          </w:p>
+        </w:tc>
+        <w:tc>
+          <w:tcPr/>
+          <w:p>
+            <w:pPr>
+              <w:pStyle w:val="Compact"/>
+              <w:jc w:val="center"/>
+            </w:pPr>
+            <w:r>
+              <w:rPr>
+                <w:sz w:val="17"/>
+              </w:rPr>
+              <w:t xml:space="preserve">☐</w:t>
+            </w:r>
+          </w:p>
+        </w:tc>
+        <w:tc>
+          <w:tcPr/>
+          <w:p>
+            <w:pPr>
+              <w:pStyle w:val="Compact"/>
+              <w:jc w:val="center"/>
+            </w:pPr>
+            <w:r>
+              <w:rPr>
+                <w:sz w:val="17"/>
+              </w:rPr>
+              <w:t xml:space="preserve">☐</w:t>
+            </w:r>
+          </w:p>
+        </w:tc>
+        <w:tc>
+          <w:tcPr/>
+          <w:p>
+            <w:pPr>
+              <w:pStyle w:val="Compact"/>
+              <w:jc w:val="center"/>
+            </w:pPr>
+            <w:r>
+              <w:rPr>
+                <w:sz w:val="17"/>
+              </w:rPr>
+              <w:t xml:space="preserve">☐</w:t>
+            </w:r>
+          </w:p>
+        </w:tc>
+        <w:tc>
+          <w:tcPr/>
+          <w:p>
+            <w:pPr>
+              <w:pStyle w:val="Compact"/>
+              <w:jc w:val="center"/>
+            </w:pPr>
+            <w:r>
+              <w:rPr>
+                <w:sz w:val="17"/>
+              </w:rPr>
+              <w:t xml:space="preserve">☐</w:t>
+            </w:r>
+          </w:p>
+        </w:tc>
+      </w:tr>
+      <w:tr>
+        <w:trPr>
+          <w:cantSplit/>
+        </w:trPr>
+        <w:tc>
+          <w:tcPr/>
+          <w:p>
+            <w:pPr>
+              <w:pStyle w:val="Compact"/>
+              <w:jc w:val="left"/>
+            </w:pPr>
+            <w:r>
+              <w:rPr>
+                <w:sz w:val="17"/>
+              </w:rPr>
+              <w:t xml:space="preserve">в) ответы пассажирам</w:t>
+            </w:r>
+          </w:p>
+        </w:tc>
+        <w:tc>
+          <w:tcPr/>
+          <w:p>
+            <w:pPr>
+              <w:pStyle w:val="Compact"/>
+              <w:jc w:val="center"/>
+            </w:pPr>
+            <w:r>
+              <w:rPr>
+                <w:sz w:val="17"/>
+              </w:rPr>
+              <w:t xml:space="preserve">☐</w:t>
+            </w:r>
+          </w:p>
+        </w:tc>
+        <w:tc>
+          <w:tcPr/>
+          <w:p>
+            <w:pPr>
+              <w:pStyle w:val="Compact"/>
+              <w:jc w:val="center"/>
+            </w:pPr>
+            <w:r>
+              <w:rPr>
+                <w:sz w:val="17"/>
+              </w:rPr>
+              <w:t xml:space="preserve">☐</w:t>
+            </w:r>
+          </w:p>
+        </w:tc>
+        <w:tc>
+          <w:tcPr/>
+          <w:p>
+            <w:pPr>
+              <w:pStyle w:val="Compact"/>
+              <w:jc w:val="center"/>
+            </w:pPr>
+            <w:r>
+              <w:rPr>
+                <w:sz w:val="17"/>
+              </w:rPr>
+              <w:t xml:space="preserve">☐</w:t>
+            </w:r>
+          </w:p>
+        </w:tc>
+        <w:tc>
+          <w:tcPr/>
+          <w:p>
+            <w:pPr>
+              <w:pStyle w:val="Compact"/>
+              <w:jc w:val="center"/>
+            </w:pPr>
+            <w:r>
+              <w:rPr>
+                <w:sz w:val="17"/>
+              </w:rPr>
+              <w:t xml:space="preserve">☐</w:t>
+            </w:r>
+          </w:p>
+        </w:tc>
+        <w:tc>
+          <w:tcPr/>
+          <w:p>
+            <w:pPr>
+              <w:pStyle w:val="Compact"/>
+              <w:jc w:val="center"/>
+            </w:pPr>
+            <w:r>
+              <w:rPr>
+                <w:sz w:val="17"/>
+              </w:rPr>
+              <w:t xml:space="preserve">☐</w:t>
+            </w:r>
+          </w:p>
+        </w:tc>
+      </w:tr>
+      <w:tr>
+        <w:trPr>
+          <w:cantSplit/>
+        </w:trPr>
+        <w:tc>
+          <w:tcPr/>
+          <w:p>
+            <w:pPr>
+              <w:pStyle w:val="Compact"/>
+              <w:jc w:val="left"/>
+            </w:pPr>
+            <w:r>
+              <w:rPr>
+                <w:sz w:val="17"/>
+              </w:rPr>
+              <w:t xml:space="preserve">г) блокировка подозрительной активности в сети</w:t>
+            </w:r>
+          </w:p>
+        </w:tc>
+        <w:tc>
+          <w:tcPr/>
+          <w:p>
+            <w:pPr>
+              <w:pStyle w:val="Compact"/>
+              <w:jc w:val="center"/>
+            </w:pPr>
+            <w:r>
+              <w:rPr>
+                <w:sz w:val="17"/>
+              </w:rPr>
+              <w:t xml:space="preserve">☐</w:t>
+            </w:r>
+          </w:p>
+        </w:tc>
+        <w:tc>
+          <w:tcPr/>
+          <w:p>
+            <w:pPr>
+              <w:pStyle w:val="Compact"/>
+              <w:jc w:val="center"/>
+            </w:pPr>
+            <w:r>
+              <w:rPr>
+                <w:sz w:val="17"/>
+              </w:rPr>
+              <w:t xml:space="preserve">☐</w:t>
+            </w:r>
+          </w:p>
+        </w:tc>
+        <w:tc>
+          <w:tcPr/>
+          <w:p>
+            <w:pPr>
+              <w:pStyle w:val="Compact"/>
+              <w:jc w:val="center"/>
+            </w:pPr>
+            <w:r>
+              <w:rPr>
+                <w:sz w:val="17"/>
+              </w:rPr>
+              <w:t xml:space="preserve">☐</w:t>
+            </w:r>
+          </w:p>
+        </w:tc>
+        <w:tc>
+          <w:tcPr/>
+          <w:p>
+            <w:pPr>
+              <w:pStyle w:val="Compact"/>
+              <w:jc w:val="center"/>
+            </w:pPr>
+            <w:r>
+              <w:rPr>
+                <w:sz w:val="17"/>
+              </w:rPr>
+              <w:t xml:space="preserve">☐</w:t>
+            </w:r>
+          </w:p>
+        </w:tc>
+        <w:tc>
+          <w:tcPr/>
+          <w:p>
+            <w:pPr>
+              <w:pStyle w:val="Compact"/>
+              <w:jc w:val="center"/>
+            </w:pPr>
+            <w:r>
+              <w:rPr>
+                <w:sz w:val="17"/>
+              </w:rPr>
+              <w:t xml:space="preserve">☐</w:t>
+            </w:r>
+          </w:p>
+        </w:tc>
+      </w:tr>
+      <w:tr>
+        <w:trPr>
+          <w:cantSplit/>
+        </w:trPr>
+        <w:tc>
+          <w:tcPr/>
+          <w:p>
+            <w:pPr>
+              <w:pStyle w:val="Compact"/>
+              <w:jc w:val="left"/>
+            </w:pPr>
+            <w:r>
+              <w:rPr>
+                <w:sz w:val="17"/>
+              </w:rPr>
+              <w:t xml:space="preserve">д) заказ запчастей и материалов</w:t>
+            </w:r>
+          </w:p>
+        </w:tc>
+        <w:tc>
+          <w:tcPr/>
+          <w:p>
+            <w:pPr>
+              <w:pStyle w:val="Compact"/>
+              <w:jc w:val="center"/>
+            </w:pPr>
+            <w:r>
+              <w:rPr>
+                <w:sz w:val="17"/>
+              </w:rPr>
+              <w:t xml:space="preserve">☐</w:t>
+            </w:r>
+          </w:p>
+        </w:tc>
+        <w:tc>
+          <w:tcPr/>
+          <w:p>
+            <w:pPr>
+              <w:pStyle w:val="Compact"/>
+              <w:jc w:val="center"/>
+            </w:pPr>
+            <w:r>
+              <w:rPr>
+                <w:sz w:val="17"/>
+              </w:rPr>
+              <w:t xml:space="preserve">☐</w:t>
+            </w:r>
+          </w:p>
+        </w:tc>
+        <w:tc>
+          <w:tcPr/>
+          <w:p>
+            <w:pPr>
+              <w:pStyle w:val="Compact"/>
+              <w:jc w:val="center"/>
+            </w:pPr>
+            <w:r>
+              <w:rPr>
+                <w:sz w:val="17"/>
+              </w:rPr>
+              <w:t xml:space="preserve">☐</w:t>
+            </w:r>
+          </w:p>
+        </w:tc>
+        <w:tc>
+          <w:tcPr/>
+          <w:p>
+            <w:pPr>
+              <w:pStyle w:val="Compact"/>
+              <w:jc w:val="center"/>
+            </w:pPr>
+            <w:r>
+              <w:rPr>
+                <w:sz w:val="17"/>
+              </w:rPr>
+              <w:t xml:space="preserve">☐</w:t>
+            </w:r>
+          </w:p>
+        </w:tc>
+        <w:tc>
+          <w:tcPr/>
+          <w:p>
+            <w:pPr>
+              <w:pStyle w:val="Compact"/>
+              <w:jc w:val="center"/>
+            </w:pPr>
+            <w:r>
+              <w:rPr>
+                <w:sz w:val="17"/>
+              </w:rPr>
+              <w:t xml:space="preserve">☐</w:t>
+            </w:r>
+          </w:p>
+        </w:tc>
+      </w:tr>
+    </w:tbl>
+    <w:p>
+      <w:pPr>
+        <w:pStyle w:val="BodyText"/>
+        <w:spacing w:before="80"/>
+      </w:pPr>
+      <w:r>
+        <w:rPr>
+          <w:bCs/>
+          <w:b/>
+        </w:rPr>
+        <w:t xml:space="preserve">4.6. ★ Что больше всего мешает внедрять ИИ?</w:t>
+      </w:r>
+      <w:r>
+        <w:t xml:space="preserve"> </w:t>
+      </w:r>
+      <w:r>
+        <w:rPr>
+          <w:iCs/>
+          <w:i/>
+        </w:rPr>
+        <w:t xml:space="preserve">Не более трёх.</w:t>
+      </w:r>
+      <w:r>
+        <w:br/>
+      </w:r>
+      <w:r>
+        <w:t xml:space="preserve">☐ нет данных нужного качества</w:t>
+      </w:r>
+      <w:r>
+        <w:br/>
+      </w:r>
+      <w:r>
+        <w:t xml:space="preserve">☐ нет специалистов</w:t>
+      </w:r>
+      <w:r>
+        <w:br/>
+      </w:r>
+      <w:r>
+        <w:t xml:space="preserve">☐ непонятен экономический эффект</w:t>
+      </w:r>
+      <w:r>
+        <w:br/>
+      </w:r>
+      <w:r>
+        <w:t xml:space="preserve">☐ требования ИБ и конфиденциальности</w:t>
+      </w:r>
+      <w:r>
+        <w:br/>
+      </w:r>
+      <w:r>
+        <w:t xml:space="preserve">☐ неясно, кто отвечает за ошибку ИИ, и нет правил регулятора</w:t>
+      </w:r>
+      <w:r>
+        <w:br/>
+      </w:r>
+      <w:r>
+        <w:t xml:space="preserve">☐ нет готовых отраслевых решений</w:t>
+      </w:r>
+      <w:r>
+        <w:br/>
+      </w:r>
+      <w:r>
+        <w:t xml:space="preserve">☐ дорогая инфраструктура для ИИ</w:t>
+      </w:r>
+      <w:r>
+        <w:br/>
+      </w:r>
+      <w:r>
+        <w:t xml:space="preserve">☐ недоверие персонала</w:t>
+      </w:r>
+      <w:r>
+        <w:br/>
+      </w:r>
+      <w:r>
+        <w:t xml:space="preserve">☐ ничего не мешает</w:t>
+      </w:r>
+    </w:p>
+    <w:p>
+      <w:pPr>
+        <w:pStyle w:val="Heading2"/>
+      </w:pPr>
+      <w:r>
+        <w:t xml:space="preserve">5. Информационная безопасность и устойчивость</w:t>
+      </w:r>
+    </w:p>
+    <w:p>
+      <w:pPr>
+        <w:pStyle w:val="FirstParagraph"/>
+      </w:pPr>
+      <w:r>
+        <w:rPr>
+          <w:iCs/>
+          <w:i/>
+        </w:rPr>
+        <w:t xml:space="preserve">Мы не спрашиваем о конкретных системах, средствах защиты и инцидентах.</w:t>
+      </w:r>
+    </w:p>
+    <w:p>
+      <w:pPr>
+        <w:pStyle w:val="BodyText"/>
+      </w:pPr>
+      <w:r>
+        <w:rPr>
+          <w:bCs/>
+          <w:b/>
+        </w:rPr>
+        <w:t xml:space="preserve">5.1. ★ Какие киберугрозы вы считаете главными для своей организации в 2027–2028 гг.?</w:t>
+      </w:r>
+      <w:r>
+        <w:t xml:space="preserve"> </w:t>
+      </w:r>
+      <w:r>
+        <w:rPr>
+          <w:iCs/>
+          <w:i/>
+        </w:rPr>
+        <w:t xml:space="preserve">Не более трёх.</w:t>
+      </w:r>
+      <w:r>
+        <w:br/>
+      </w:r>
+      <w:r>
+        <w:t xml:space="preserve">☐ шифровальщики и уничтожение данных</w:t>
+      </w:r>
+      <w:r>
+        <w:br/>
+      </w:r>
+      <w:r>
+        <w:t xml:space="preserve">☐ DDoS-атаки на сайт, продажи, сервисы для пассажиров</w:t>
+      </w:r>
+      <w:r>
+        <w:br/>
+      </w:r>
+      <w:r>
+        <w:t xml:space="preserve">☐ атаки через подрядчиков и поставщиков ПО</w:t>
+      </w:r>
+      <w:r>
+        <w:br/>
+      </w:r>
+      <w:r>
+        <w:t xml:space="preserve">☐ утечки персональных данных пассажиров</w:t>
+      </w:r>
+      <w:r>
+        <w:br/>
+      </w:r>
+      <w:r>
+        <w:t xml:space="preserve">☐ атаки на инженерные и технологические системы: багаж, светосигнальное оборудование, здания</w:t>
+      </w:r>
+      <w:r>
+        <w:br/>
+      </w:r>
+      <w:r>
+        <w:t xml:space="preserve">☐ фишинг и мошенничество с помощью ИИ, в т. ч. поддельные голос и видео руководителей</w:t>
+      </w:r>
+      <w:r>
+        <w:br/>
+      </w:r>
+      <w:r>
+        <w:t xml:space="preserve">☐ действия сотрудников-инсайдеров</w:t>
+      </w:r>
+      <w:r>
+        <w:br/>
+      </w:r>
+      <w:r>
+        <w:t xml:space="preserve">☐ помехи и подмена сигналов спутниковой навигации</w:t>
+      </w:r>
+      <w:r>
+        <w:br/>
+      </w:r>
+      <w:r>
+        <w:t xml:space="preserve">☐ другое: ________________</w:t>
+      </w:r>
+    </w:p>
+    <w:p>
+      <w:pPr>
+        <w:pStyle w:val="BodyText"/>
+      </w:pPr>
+      <w:r>
+        <w:rPr>
+          <w:bCs/>
+          <w:b/>
+        </w:rPr>
+        <w:t xml:space="preserve">5.2. ★ Насколько вы уверены, что организация восстановит ключевые системы (регистрация, управление производством или полётами, продажи) в течение 24 часов после масштабной кибератаки?</w:t>
+      </w:r>
+      <w:r>
+        <w:br/>
+      </w:r>
+      <w:r>
+        <w:t xml:space="preserve">☐ 1 — совсем не уверены · ☐ 2 · ☐ 3 · ☐ 4 · ☐ 5 — полностью уверены · ☐ не оценивали</w:t>
+      </w:r>
+    </w:p>
+    <w:p>
+      <w:pPr>
+        <w:pStyle w:val="BodyText"/>
+      </w:pPr>
+      <w:r>
+        <w:rPr>
+          <w:bCs/>
+          <w:b/>
+        </w:rPr>
+        <w:t xml:space="preserve">5.3. ★ Сколько времени организация сможет обслуживать рейсы по ручным процедурам, если ИТ-системы полностью недоступны?</w:t>
+      </w:r>
+      <w:r>
+        <w:br/>
+      </w:r>
+      <w:r>
+        <w:t xml:space="preserve">☐ менее 2 часов · ☐ 2–8 часов · ☐ 8–24 часа · ☐ более суток · ☐ не оценивали</w:t>
+      </w:r>
+    </w:p>
+    <w:p>
+      <w:pPr>
+        <w:pStyle w:val="BodyText"/>
+      </w:pPr>
+      <w:r>
+        <w:rPr>
+          <w:bCs/>
+          <w:b/>
+        </w:rPr>
+        <w:t xml:space="preserve">5.4. Когда вы последний раз проводили учения по кибератаке вместе с производственными службами, а не только с ИТ?</w:t>
+      </w:r>
+      <w:r>
+        <w:br/>
+      </w:r>
+      <w:r>
+        <w:t xml:space="preserve">☐ в последние 12 месяцев · ☐ 1–2 года назад · ☐ не проводили · ☐ не знаю</w:t>
+      </w:r>
+    </w:p>
+    <w:p>
+      <w:pPr>
+        <w:pStyle w:val="BodyText"/>
+      </w:pPr>
+      <w:r>
+        <w:rPr>
+          <w:bCs/>
+          <w:b/>
+        </w:rPr>
+        <w:t xml:space="preserve">5.5. Как вы контролируете подрядчиков и поставщиков ПО, у которых есть удалённый доступ к вашим системам?</w:t>
+      </w:r>
+      <w:r>
+        <w:br/>
+      </w:r>
+      <w:r>
+        <w:t xml:space="preserve">☐ отдельно не контролируем</w:t>
+      </w:r>
+      <w:r>
+        <w:br/>
+      </w:r>
+      <w:r>
+        <w:t xml:space="preserve">☐ требования прописаны в договорах</w:t>
+      </w:r>
+      <w:r>
+        <w:br/>
+      </w:r>
+      <w:r>
+        <w:t xml:space="preserve">☐ доступ только через контролируемые каналы с записью сессий</w:t>
+      </w:r>
+      <w:r>
+        <w:br/>
+      </w:r>
+      <w:r>
+        <w:t xml:space="preserve">☐ регулярные проверки и постоянный мониторинг доступа</w:t>
+      </w:r>
+      <w:r>
+        <w:br/>
+      </w:r>
+      <w:r>
+        <w:t xml:space="preserve">☐ предпочитаю не отвечать</w:t>
+      </w:r>
+    </w:p>
+    <w:p>
+      <w:pPr>
+        <w:pStyle w:val="BodyText"/>
+      </w:pPr>
+      <w:r>
+        <w:rPr>
+          <w:bCs/>
+          <w:b/>
+        </w:rPr>
+        <w:t xml:space="preserve">5.6. Проверяете ли вы безопасность ИИ-сервисов до внедрения?</w:t>
+      </w:r>
+      <w:r>
+        <w:br/>
+      </w:r>
+      <w:r>
+        <w:t xml:space="preserve">☐ да, есть установленная процедура · ☐ от случая к случаю · ☐ нет · ☐ ИИ не используем</w:t>
+      </w:r>
+    </w:p>
+    <w:p>
+      <w:pPr>
+        <w:pStyle w:val="BodyText"/>
+      </w:pPr>
+      <w:r>
+        <w:rPr>
+          <w:bCs/>
+          <w:b/>
+        </w:rPr>
+        <w:t xml:space="preserve">5.7. Кому ИИ поможет больше в ближайшие два года?</w:t>
+      </w:r>
+      <w:r>
+        <w:br/>
+      </w:r>
+      <w:r>
+        <w:t xml:space="preserve">☐ атакующим · ☐ защищающимся · ☐ одинаково · ☐ не знаю</w:t>
+      </w:r>
+    </w:p>
+    <w:p>
+      <w:pPr>
+        <w:pStyle w:val="Heading2"/>
+      </w:pPr>
+      <w:r>
+        <w:t xml:space="preserve">6. Партнёры и российские решения</w:t>
+      </w:r>
+    </w:p>
+    <w:p>
+      <w:pPr>
+        <w:pStyle w:val="FirstParagraph"/>
+      </w:pPr>
+      <w:r>
+        <w:rPr>
+          <w:bCs/>
+          <w:b/>
+        </w:rPr>
+        <w:t xml:space="preserve">6.1. Как вы обмениваетесь операционными данными с партнёрами?</w:t>
+      </w:r>
+      <w:r>
+        <w:t xml:space="preserve"> </w:t>
+      </w:r>
+      <w:r>
+        <w:rPr>
+          <w:iCs/>
+          <w:i/>
+        </w:rPr>
+        <w:t xml:space="preserve">«Автоматически» — между системами в реальном времени; «вручную» — почта, телефон, файлы.</w:t>
       </w:r>
     </w:p>
     <w:tbl>
@@ -3268,867 +4253,6 @@
                 <w:b/>
                 <w:sz w:val="17"/>
               </w:rPr>
-              <w:t xml:space="preserve">Задача</w:t>
-            </w:r>
-          </w:p>
-        </w:tc>
-        <w:tc>
-          <w:tcPr>
-            <w:shd w:val="clear" w:color="auto" w:fill="E3E9F0"/>
-          </w:tcPr>
-          <w:p>
-            <w:pPr>
-              <w:pStyle w:val="Compact"/>
-              <w:jc w:val="center"/>
-            </w:pPr>
-            <w:r>
-              <w:rPr>
-                <w:b/>
-                <w:sz w:val="17"/>
-              </w:rPr>
-              <w:t xml:space="preserve">Готовы сейчас</w:t>
-            </w:r>
-          </w:p>
-        </w:tc>
-        <w:tc>
-          <w:tcPr>
-            <w:shd w:val="clear" w:color="auto" w:fill="E3E9F0"/>
-          </w:tcPr>
-          <w:p>
-            <w:pPr>
-              <w:pStyle w:val="Compact"/>
-              <w:jc w:val="center"/>
-            </w:pPr>
-            <w:r>
-              <w:rPr>
-                <w:b/>
-                <w:sz w:val="17"/>
-              </w:rPr>
-              <w:t xml:space="preserve">Через 2–3 года</w:t>
-            </w:r>
-          </w:p>
-        </w:tc>
-        <w:tc>
-          <w:tcPr>
-            <w:shd w:val="clear" w:color="auto" w:fill="E3E9F0"/>
-          </w:tcPr>
-          <w:p>
-            <w:pPr>
-              <w:pStyle w:val="Compact"/>
-              <w:jc w:val="center"/>
-            </w:pPr>
-            <w:r>
-              <w:rPr>
-                <w:b/>
-                <w:sz w:val="17"/>
-              </w:rPr>
-              <w:t xml:space="preserve">Только с подтверждением</w:t>
-            </w:r>
-          </w:p>
-        </w:tc>
-        <w:tc>
-          <w:tcPr>
-            <w:shd w:val="clear" w:color="auto" w:fill="E3E9F0"/>
-          </w:tcPr>
-          <w:p>
-            <w:pPr>
-              <w:pStyle w:val="Compact"/>
-              <w:jc w:val="center"/>
-            </w:pPr>
-            <w:r>
-              <w:rPr>
-                <w:b/>
-                <w:sz w:val="17"/>
-              </w:rPr>
-              <w:t xml:space="preserve">Никогда</w:t>
-            </w:r>
-          </w:p>
-        </w:tc>
-      </w:tr>
-      <w:tr>
-        <w:trPr>
-          <w:cantSplit/>
-        </w:trPr>
-        <w:tc>
-          <w:tcPr/>
-          <w:p>
-            <w:pPr>
-              <w:pStyle w:val="Compact"/>
-              <w:jc w:val="left"/>
-            </w:pPr>
-            <w:r>
-              <w:rPr>
-                <w:sz w:val="17"/>
-              </w:rPr>
-              <w:t xml:space="preserve">а) назначение стоянок, гейтов, стоек</w:t>
-            </w:r>
-          </w:p>
-        </w:tc>
-        <w:tc>
-          <w:tcPr/>
-          <w:p>
-            <w:pPr>
-              <w:pStyle w:val="Compact"/>
-              <w:jc w:val="center"/>
-            </w:pPr>
-            <w:r>
-              <w:rPr>
-                <w:sz w:val="17"/>
-              </w:rPr>
-              <w:t xml:space="preserve">☐</w:t>
-            </w:r>
-          </w:p>
-        </w:tc>
-        <w:tc>
-          <w:tcPr/>
-          <w:p>
-            <w:pPr>
-              <w:pStyle w:val="Compact"/>
-              <w:jc w:val="center"/>
-            </w:pPr>
-            <w:r>
-              <w:rPr>
-                <w:sz w:val="17"/>
-              </w:rPr>
-              <w:t xml:space="preserve">☐</w:t>
-            </w:r>
-          </w:p>
-        </w:tc>
-        <w:tc>
-          <w:tcPr/>
-          <w:p>
-            <w:pPr>
-              <w:pStyle w:val="Compact"/>
-              <w:jc w:val="center"/>
-            </w:pPr>
-            <w:r>
-              <w:rPr>
-                <w:sz w:val="17"/>
-              </w:rPr>
-              <w:t xml:space="preserve">☐</w:t>
-            </w:r>
-          </w:p>
-        </w:tc>
-        <w:tc>
-          <w:tcPr/>
-          <w:p>
-            <w:pPr>
-              <w:pStyle w:val="Compact"/>
-              <w:jc w:val="center"/>
-            </w:pPr>
-            <w:r>
-              <w:rPr>
-                <w:sz w:val="17"/>
-              </w:rPr>
-              <w:t xml:space="preserve">☐</w:t>
-            </w:r>
-          </w:p>
-        </w:tc>
-      </w:tr>
-      <w:tr>
-        <w:trPr>
-          <w:cantSplit/>
-        </w:trPr>
-        <w:tc>
-          <w:tcPr/>
-          <w:p>
-            <w:pPr>
-              <w:pStyle w:val="Compact"/>
-              <w:jc w:val="left"/>
-            </w:pPr>
-            <w:r>
-              <w:rPr>
-                <w:sz w:val="17"/>
-              </w:rPr>
-              <w:t xml:space="preserve">б) перепланирование расписания и ресурсов при сбоях</w:t>
-            </w:r>
-          </w:p>
-        </w:tc>
-        <w:tc>
-          <w:tcPr/>
-          <w:p>
-            <w:pPr>
-              <w:pStyle w:val="Compact"/>
-              <w:jc w:val="center"/>
-            </w:pPr>
-            <w:r>
-              <w:rPr>
-                <w:sz w:val="17"/>
-              </w:rPr>
-              <w:t xml:space="preserve">☐</w:t>
-            </w:r>
-          </w:p>
-        </w:tc>
-        <w:tc>
-          <w:tcPr/>
-          <w:p>
-            <w:pPr>
-              <w:pStyle w:val="Compact"/>
-              <w:jc w:val="center"/>
-            </w:pPr>
-            <w:r>
-              <w:rPr>
-                <w:sz w:val="17"/>
-              </w:rPr>
-              <w:t xml:space="preserve">☐</w:t>
-            </w:r>
-          </w:p>
-        </w:tc>
-        <w:tc>
-          <w:tcPr/>
-          <w:p>
-            <w:pPr>
-              <w:pStyle w:val="Compact"/>
-              <w:jc w:val="center"/>
-            </w:pPr>
-            <w:r>
-              <w:rPr>
-                <w:sz w:val="17"/>
-              </w:rPr>
-              <w:t xml:space="preserve">☐</w:t>
-            </w:r>
-          </w:p>
-        </w:tc>
-        <w:tc>
-          <w:tcPr/>
-          <w:p>
-            <w:pPr>
-              <w:pStyle w:val="Compact"/>
-              <w:jc w:val="center"/>
-            </w:pPr>
-            <w:r>
-              <w:rPr>
-                <w:sz w:val="17"/>
-              </w:rPr>
-              <w:t xml:space="preserve">☐</w:t>
-            </w:r>
-          </w:p>
-        </w:tc>
-      </w:tr>
-      <w:tr>
-        <w:trPr>
-          <w:cantSplit/>
-        </w:trPr>
-        <w:tc>
-          <w:tcPr/>
-          <w:p>
-            <w:pPr>
-              <w:pStyle w:val="Compact"/>
-              <w:jc w:val="left"/>
-            </w:pPr>
-            <w:r>
-              <w:rPr>
-                <w:sz w:val="17"/>
-              </w:rPr>
-              <w:t xml:space="preserve">в) ответы пассажирам</w:t>
-            </w:r>
-          </w:p>
-        </w:tc>
-        <w:tc>
-          <w:tcPr/>
-          <w:p>
-            <w:pPr>
-              <w:pStyle w:val="Compact"/>
-              <w:jc w:val="center"/>
-            </w:pPr>
-            <w:r>
-              <w:rPr>
-                <w:sz w:val="17"/>
-              </w:rPr>
-              <w:t xml:space="preserve">☐</w:t>
-            </w:r>
-          </w:p>
-        </w:tc>
-        <w:tc>
-          <w:tcPr/>
-          <w:p>
-            <w:pPr>
-              <w:pStyle w:val="Compact"/>
-              <w:jc w:val="center"/>
-            </w:pPr>
-            <w:r>
-              <w:rPr>
-                <w:sz w:val="17"/>
-              </w:rPr>
-              <w:t xml:space="preserve">☐</w:t>
-            </w:r>
-          </w:p>
-        </w:tc>
-        <w:tc>
-          <w:tcPr/>
-          <w:p>
-            <w:pPr>
-              <w:pStyle w:val="Compact"/>
-              <w:jc w:val="center"/>
-            </w:pPr>
-            <w:r>
-              <w:rPr>
-                <w:sz w:val="17"/>
-              </w:rPr>
-              <w:t xml:space="preserve">☐</w:t>
-            </w:r>
-          </w:p>
-        </w:tc>
-        <w:tc>
-          <w:tcPr/>
-          <w:p>
-            <w:pPr>
-              <w:pStyle w:val="Compact"/>
-              <w:jc w:val="center"/>
-            </w:pPr>
-            <w:r>
-              <w:rPr>
-                <w:sz w:val="17"/>
-              </w:rPr>
-              <w:t xml:space="preserve">☐</w:t>
-            </w:r>
-          </w:p>
-        </w:tc>
-      </w:tr>
-      <w:tr>
-        <w:trPr>
-          <w:cantSplit/>
-        </w:trPr>
-        <w:tc>
-          <w:tcPr/>
-          <w:p>
-            <w:pPr>
-              <w:pStyle w:val="Compact"/>
-              <w:jc w:val="left"/>
-            </w:pPr>
-            <w:r>
-              <w:rPr>
-                <w:sz w:val="17"/>
-              </w:rPr>
-              <w:t xml:space="preserve">г) блокировка подозрительной активности в сети</w:t>
-            </w:r>
-          </w:p>
-        </w:tc>
-        <w:tc>
-          <w:tcPr/>
-          <w:p>
-            <w:pPr>
-              <w:pStyle w:val="Compact"/>
-              <w:jc w:val="center"/>
-            </w:pPr>
-            <w:r>
-              <w:rPr>
-                <w:sz w:val="17"/>
-              </w:rPr>
-              <w:t xml:space="preserve">☐</w:t>
-            </w:r>
-          </w:p>
-        </w:tc>
-        <w:tc>
-          <w:tcPr/>
-          <w:p>
-            <w:pPr>
-              <w:pStyle w:val="Compact"/>
-              <w:jc w:val="center"/>
-            </w:pPr>
-            <w:r>
-              <w:rPr>
-                <w:sz w:val="17"/>
-              </w:rPr>
-              <w:t xml:space="preserve">☐</w:t>
-            </w:r>
-          </w:p>
-        </w:tc>
-        <w:tc>
-          <w:tcPr/>
-          <w:p>
-            <w:pPr>
-              <w:pStyle w:val="Compact"/>
-              <w:jc w:val="center"/>
-            </w:pPr>
-            <w:r>
-              <w:rPr>
-                <w:sz w:val="17"/>
-              </w:rPr>
-              <w:t xml:space="preserve">☐</w:t>
-            </w:r>
-          </w:p>
-        </w:tc>
-        <w:tc>
-          <w:tcPr/>
-          <w:p>
-            <w:pPr>
-              <w:pStyle w:val="Compact"/>
-              <w:jc w:val="center"/>
-            </w:pPr>
-            <w:r>
-              <w:rPr>
-                <w:sz w:val="17"/>
-              </w:rPr>
-              <w:t xml:space="preserve">☐</w:t>
-            </w:r>
-          </w:p>
-        </w:tc>
-      </w:tr>
-      <w:tr>
-        <w:trPr>
-          <w:cantSplit/>
-        </w:trPr>
-        <w:tc>
-          <w:tcPr/>
-          <w:p>
-            <w:pPr>
-              <w:pStyle w:val="Compact"/>
-              <w:jc w:val="left"/>
-            </w:pPr>
-            <w:r>
-              <w:rPr>
-                <w:sz w:val="17"/>
-              </w:rPr>
-              <w:t xml:space="preserve">д) заказ запчастей и материалов</w:t>
-            </w:r>
-          </w:p>
-        </w:tc>
-        <w:tc>
-          <w:tcPr/>
-          <w:p>
-            <w:pPr>
-              <w:pStyle w:val="Compact"/>
-              <w:jc w:val="center"/>
-            </w:pPr>
-            <w:r>
-              <w:rPr>
-                <w:sz w:val="17"/>
-              </w:rPr>
-              <w:t xml:space="preserve">☐</w:t>
-            </w:r>
-          </w:p>
-        </w:tc>
-        <w:tc>
-          <w:tcPr/>
-          <w:p>
-            <w:pPr>
-              <w:pStyle w:val="Compact"/>
-              <w:jc w:val="center"/>
-            </w:pPr>
-            <w:r>
-              <w:rPr>
-                <w:sz w:val="17"/>
-              </w:rPr>
-              <w:t xml:space="preserve">☐</w:t>
-            </w:r>
-          </w:p>
-        </w:tc>
-        <w:tc>
-          <w:tcPr/>
-          <w:p>
-            <w:pPr>
-              <w:pStyle w:val="Compact"/>
-              <w:jc w:val="center"/>
-            </w:pPr>
-            <w:r>
-              <w:rPr>
-                <w:sz w:val="17"/>
-              </w:rPr>
-              <w:t xml:space="preserve">☐</w:t>
-            </w:r>
-          </w:p>
-        </w:tc>
-        <w:tc>
-          <w:tcPr/>
-          <w:p>
-            <w:pPr>
-              <w:pStyle w:val="Compact"/>
-              <w:jc w:val="center"/>
-            </w:pPr>
-            <w:r>
-              <w:rPr>
-                <w:sz w:val="17"/>
-              </w:rPr>
-              <w:t xml:space="preserve">☐</w:t>
-            </w:r>
-          </w:p>
-        </w:tc>
-      </w:tr>
-    </w:tbl>
-    <w:p>
-      <w:pPr>
-        <w:pStyle w:val="BodyText"/>
-        <w:spacing w:before="80"/>
-      </w:pPr>
-      <w:r>
-        <w:rPr>
-          <w:bCs/>
-          <w:b/>
-        </w:rPr>
-        <w:t xml:space="preserve">4.6. ★ Что больше всего мешает внедрять ИИ?</w:t>
-      </w:r>
-      <w:r>
-        <w:t xml:space="preserve"> </w:t>
-      </w:r>
-      <w:r>
-        <w:rPr>
-          <w:iCs/>
-          <w:i/>
-        </w:rPr>
-        <w:t xml:space="preserve">Не более трёх.</w:t>
-      </w:r>
-      <w:r>
-        <w:br/>
-      </w:r>
-      <w:r>
-        <w:t xml:space="preserve">☐ нет данных нужного качества</w:t>
-      </w:r>
-      <w:r>
-        <w:br/>
-      </w:r>
-      <w:r>
-        <w:t xml:space="preserve">☐ нет специалистов</w:t>
-      </w:r>
-      <w:r>
-        <w:br/>
-      </w:r>
-      <w:r>
-        <w:t xml:space="preserve">☐ непонятен экономический эффект</w:t>
-      </w:r>
-      <w:r>
-        <w:br/>
-      </w:r>
-      <w:r>
-        <w:t xml:space="preserve">☐ требования ИБ и конфиденциальности</w:t>
-      </w:r>
-      <w:r>
-        <w:br/>
-      </w:r>
-      <w:r>
-        <w:t xml:space="preserve">☐ неясно, кто отвечает за ошибку ИИ, и нет правил регулятора</w:t>
-      </w:r>
-      <w:r>
-        <w:br/>
-      </w:r>
-      <w:r>
-        <w:t xml:space="preserve">☐ нет готовых отраслевых решений</w:t>
-      </w:r>
-      <w:r>
-        <w:br/>
-      </w:r>
-      <w:r>
-        <w:t xml:space="preserve">☐ дорогая инфраструктура для ИИ</w:t>
-      </w:r>
-      <w:r>
-        <w:br/>
-      </w:r>
-      <w:r>
-        <w:t xml:space="preserve">☐ недоверие персонала</w:t>
-      </w:r>
-      <w:r>
-        <w:br/>
-      </w:r>
-      <w:r>
-        <w:t xml:space="preserve">☐ ничего не мешает</w:t>
-      </w:r>
-    </w:p>
-    <w:p>
-      <w:pPr>
-        <w:pStyle w:val="Heading2"/>
-      </w:pPr>
-      <w:r>
-        <w:t xml:space="preserve">5. Информационная безопасность и устойчивость</w:t>
-      </w:r>
-    </w:p>
-    <w:p>
-      <w:pPr>
-        <w:pStyle w:val="FirstParagraph"/>
-      </w:pPr>
-      <w:r>
-        <w:rPr>
-          <w:iCs/>
-          <w:i/>
-        </w:rPr>
-        <w:t xml:space="preserve">Мы не спрашиваем о конкретных системах, средствах защиты и инцидентах.</w:t>
-      </w:r>
-    </w:p>
-    <w:p>
-      <w:pPr>
-        <w:pStyle w:val="BodyText"/>
-      </w:pPr>
-      <w:r>
-        <w:rPr>
-          <w:bCs/>
-          <w:b/>
-        </w:rPr>
-        <w:t xml:space="preserve">5.1. ★ Какие киберугрозы вы считаете главными для своей организации в 2027–2028 гг.?</w:t>
-      </w:r>
-      <w:r>
-        <w:t xml:space="preserve"> </w:t>
-      </w:r>
-      <w:r>
-        <w:rPr>
-          <w:iCs/>
-          <w:i/>
-        </w:rPr>
-        <w:t xml:space="preserve">Не более трёх.</w:t>
-      </w:r>
-      <w:r>
-        <w:br/>
-      </w:r>
-      <w:r>
-        <w:t xml:space="preserve">☐ шифровальщики и уничтожение данных</w:t>
-      </w:r>
-      <w:r>
-        <w:br/>
-      </w:r>
-      <w:r>
-        <w:t xml:space="preserve">☐ DDoS-атаки на сайт, продажи, сервисы для пассажиров</w:t>
-      </w:r>
-      <w:r>
-        <w:br/>
-      </w:r>
-      <w:r>
-        <w:t xml:space="preserve">☐ атаки через подрядчиков и поставщиков ПО</w:t>
-      </w:r>
-      <w:r>
-        <w:br/>
-      </w:r>
-      <w:r>
-        <w:t xml:space="preserve">☐ утечки персональных данных пассажиров</w:t>
-      </w:r>
-      <w:r>
-        <w:br/>
-      </w:r>
-      <w:r>
-        <w:t xml:space="preserve">☐ атаки на инженерные и технологические системы: багаж, светосигнальное оборудование, здания</w:t>
-      </w:r>
-      <w:r>
-        <w:br/>
-      </w:r>
-      <w:r>
-        <w:t xml:space="preserve">☐ фишинг и мошенничество с помощью ИИ, в т. ч. поддельные голос и видео руководителей</w:t>
-      </w:r>
-      <w:r>
-        <w:br/>
-      </w:r>
-      <w:r>
-        <w:t xml:space="preserve">☐ действия сотрудников-инсайдеров</w:t>
-      </w:r>
-      <w:r>
-        <w:br/>
-      </w:r>
-      <w:r>
-        <w:t xml:space="preserve">☐ помехи и подмена сигналов спутниковой навигации</w:t>
-      </w:r>
-      <w:r>
-        <w:br/>
-      </w:r>
-      <w:r>
-        <w:t xml:space="preserve">☐ другое: ________________</w:t>
-      </w:r>
-    </w:p>
-    <w:p>
-      <w:pPr>
-        <w:pStyle w:val="BodyText"/>
-      </w:pPr>
-      <w:r>
-        <w:rPr>
-          <w:bCs/>
-          <w:b/>
-        </w:rPr>
-        <w:t xml:space="preserve">5.2. ★ Насколько вы уверены, что организация восстановит ключевые системы (регистрация, управление производством или полётами, продажи) в течение 24 часов после масштабной кибератаки?</w:t>
-      </w:r>
-      <w:r>
-        <w:br/>
-      </w:r>
-      <w:r>
-        <w:t xml:space="preserve">☐ 1 — совсем не уверены · ☐ 2 · ☐ 3 · ☐ 4 · ☐ 5 — полностью уверены · ☐ не оценивали</w:t>
-      </w:r>
-    </w:p>
-    <w:p>
-      <w:pPr>
-        <w:pStyle w:val="BodyText"/>
-      </w:pPr>
-      <w:r>
-        <w:rPr>
-          <w:bCs/>
-          <w:b/>
-        </w:rPr>
-        <w:t xml:space="preserve">5.3. ★ Сколько времени организация сможет обслуживать рейсы по ручным процедурам, если ИТ-системы полностью недоступны?</w:t>
-      </w:r>
-      <w:r>
-        <w:br/>
-      </w:r>
-      <w:r>
-        <w:t xml:space="preserve">☐ менее 2 часов · ☐ 2–8 часов · ☐ 8–24 часа · ☐ более суток · ☐ не оценивали</w:t>
-      </w:r>
-    </w:p>
-    <w:p>
-      <w:pPr>
-        <w:pStyle w:val="BodyText"/>
-      </w:pPr>
-      <w:r>
-        <w:rPr>
-          <w:bCs/>
-          <w:b/>
-        </w:rPr>
-        <w:t xml:space="preserve">5.4. Когда вы последний раз проводили учения по кибератаке вместе с производственными службами, а не только с ИТ?</w:t>
-      </w:r>
-      <w:r>
-        <w:br/>
-      </w:r>
-      <w:r>
-        <w:t xml:space="preserve">☐ в последние 12 месяцев · ☐ 1–2 года назад · ☐ не проводили · ☐ не знаю</w:t>
-      </w:r>
-    </w:p>
-    <w:p>
-      <w:pPr>
-        <w:pStyle w:val="BodyText"/>
-      </w:pPr>
-      <w:r>
-        <w:rPr>
-          <w:bCs/>
-          <w:b/>
-        </w:rPr>
-        <w:t xml:space="preserve">5.5. Как вы контролируете подрядчиков и поставщиков ПО, у которых есть удалённый доступ к вашим системам?</w:t>
-      </w:r>
-      <w:r>
-        <w:br/>
-      </w:r>
-      <w:r>
-        <w:t xml:space="preserve">☐ отдельно не контролируем</w:t>
-      </w:r>
-      <w:r>
-        <w:br/>
-      </w:r>
-      <w:r>
-        <w:t xml:space="preserve">☐ требования прописаны в договорах</w:t>
-      </w:r>
-      <w:r>
-        <w:br/>
-      </w:r>
-      <w:r>
-        <w:t xml:space="preserve">☐ доступ только через контролируемые каналы с записью сессий</w:t>
-      </w:r>
-      <w:r>
-        <w:br/>
-      </w:r>
-      <w:r>
-        <w:t xml:space="preserve">☐ регулярные проверки и постоянный мониторинг доступа</w:t>
-      </w:r>
-      <w:r>
-        <w:br/>
-      </w:r>
-      <w:r>
-        <w:t xml:space="preserve">☐ предпочитаю не отвечать</w:t>
-      </w:r>
-    </w:p>
-    <w:p>
-      <w:pPr>
-        <w:pStyle w:val="BodyText"/>
-      </w:pPr>
-      <w:r>
-        <w:rPr>
-          <w:bCs/>
-          <w:b/>
-        </w:rPr>
-        <w:t xml:space="preserve">5.6. Проверяете ли вы безопасность ИИ-сервисов до внедрения?</w:t>
-      </w:r>
-      <w:r>
-        <w:br/>
-      </w:r>
-      <w:r>
-        <w:t xml:space="preserve">☐ да, есть установленная процедура · ☐ от случая к случаю · ☐ нет · ☐ ИИ не используем</w:t>
-      </w:r>
-    </w:p>
-    <w:p>
-      <w:pPr>
-        <w:pStyle w:val="BodyText"/>
-      </w:pPr>
-      <w:r>
-        <w:rPr>
-          <w:bCs/>
-          <w:b/>
-        </w:rPr>
-        <w:t xml:space="preserve">5.7. Кому ИИ поможет больше в ближайшие два года?</w:t>
-      </w:r>
-      <w:r>
-        <w:br/>
-      </w:r>
-      <w:r>
-        <w:t xml:space="preserve">☐ атакующим · ☐ защищающимся · ☐ одинаково · ☐ не знаю</w:t>
-      </w:r>
-    </w:p>
-    <w:p>
-      <w:pPr>
-        <w:pStyle w:val="Heading2"/>
-      </w:pPr>
-      <w:r>
-        <w:t xml:space="preserve">6. Партнёры и российские решения</w:t>
-      </w:r>
-    </w:p>
-    <w:p>
-      <w:pPr>
-        <w:pStyle w:val="FirstParagraph"/>
-      </w:pPr>
-      <w:r>
-        <w:rPr>
-          <w:bCs/>
-          <w:b/>
-        </w:rPr>
-        <w:t xml:space="preserve">6.1. Как вы обмениваетесь операционными данными с партнёрами?</w:t>
-      </w:r>
-      <w:r>
-        <w:t xml:space="preserve"> </w:t>
-      </w:r>
-      <w:r>
-        <w:rPr>
-          <w:iCs/>
-          <w:i/>
-        </w:rPr>
-        <w:t xml:space="preserve">«Автоматически» — между системами в реальном времени; «вручную» — почта, телефон, файлы.</w:t>
-      </w:r>
-    </w:p>
-    <w:tbl>
-      <w:tblPr>
-        <w:tblStyle w:val="Table"/>
-        <w:tblW w:type="pct" w:w="5000"/>
-        <w:jc w:val="center"/>
-        <w:tblBorders>
-          <w:top w:val="single" w:sz="4" w:space="0" w:color="9AA5B1"/>
-          <w:left w:val="single" w:sz="4" w:space="0" w:color="9AA5B1"/>
-          <w:bottom w:val="single" w:sz="4" w:space="0" w:color="9AA5B1"/>
-          <w:right w:val="single" w:sz="4" w:space="0" w:color="9AA5B1"/>
-          <w:insideH w:val="single" w:sz="4" w:space="0" w:color="9AA5B1"/>
-          <w:insideV w:val="single" w:sz="4" w:space="0" w:color="9AA5B1"/>
-        </w:tblBorders>
-        <w:tblCellMar>
-          <w:top w:w="20" w:type="dxa"/>
-          <w:left w:w="70" w:type="dxa"/>
-          <w:bottom w:w="20" w:type="dxa"/>
-          <w:right w:w="70" w:type="dxa"/>
-        </w:tblCellMar>
-        <w:tblLook w:firstRow="1" w:lastRow="0" w:firstColumn="0" w:lastColumn="0" w:noHBand="0" w:noVBand="0" w:val="0020"/>
-      </w:tblPr>
-      <w:tblGrid>
-        <w:gridCol w:w="2772"/>
-        <w:gridCol w:w="1287"/>
-        <w:gridCol w:w="1287"/>
-        <w:gridCol w:w="1287"/>
-        <w:gridCol w:w="1287"/>
-      </w:tblGrid>
-      <w:tr>
-        <w:trPr>
-          <w:tblHeader w:val="true"/>
-          <w:cantSplit/>
-          <w:tblHeader/>
-        </w:trPr>
-        <w:tc>
-          <w:tcPr>
-            <w:shd w:val="clear" w:color="auto" w:fill="E3E9F0"/>
-          </w:tcPr>
-          <w:p>
-            <w:pPr>
-              <w:pStyle w:val="Compact"/>
-              <w:jc w:val="left"/>
-            </w:pPr>
-            <w:r>
-              <w:rPr>
-                <w:b/>
-                <w:sz w:val="17"/>
-              </w:rPr>
               <w:t xml:space="preserve">Партнёр</w:t>
             </w:r>
           </w:p>
@@ -5041,7 +5165,7 @@
               <w:rPr>
                 <w:sz w:val="17"/>
               </w:rPr>
-              <w:t xml:space="preserve">SITA 2025: ИИ в управлении операциями (сбои, назначение ВС, экипажи) — у 63% авиакомпаний, для ответов пассажирам — у 75%, для контроля обслуживания ВС — только у 17%; инвестировать в ИИ планируют 73% аэропортов и 90% авиакомпаний [1]; McKinsey: 62% организаций пробуют ИИ-агентов [4]; оценка Минтранса и Ассоциации ЦТЛ: ИИ применяют около 45% транспортных организаций [10]</w:t>
+              <w:t xml:space="preserve">SITA 2025: ИИ в управлении операциями (сбои, назначение ВС, экипажи) — у 63% авиакомпаний, для ответов пассажирам — у 75%, для контроля обслуживания ВС — только у 17%; инвестировать в ИИ планируют 73% аэропортов и 90% авиакомпаний [1]; McKinsey ежегодно спрашивает о стадии ИИ и об ИИ-агентах [4]; оценка Минтранса и Ассоциации ЦТЛ: ИИ применяют около 45% транспортных организаций [10]</w:t>
             </w:r>
           </w:p>
         </w:tc>
@@ -5191,7 +5315,7 @@
               <w:rPr>
                 <w:sz w:val="17"/>
               </w:rPr>
-              <w:t xml:space="preserve">SITA 2025: главный барьер для ИИ в операциях — интеграция и согласованность данных (49% авиакомпаний, 33% аэропортов) [1]; McKinsey: эффект на прибыль видят только 39% [4]</w:t>
+              <w:t xml:space="preserve">SITA 2025: главный барьер для ИИ в операциях — интеграция и согласованность данных (49% авиакомпаний, 33% аэропортов) [1]; McKinsey спрашивает, есть ли эффект ИИ на прибыль [4]</w:t>
             </w:r>
           </w:p>
         </w:tc>
@@ -5597,7 +5721,7 @@
         <w:pStyle w:val="FirstParagraph"/>
       </w:pPr>
       <w:r>
-        <w:t xml:space="preserve">Источники сверены по самим страницам 26.10.2026; SITA — по полному тексту отчёта. Пометка «не открыт» — сайт закрыт от автоматического доступа, цифра взята из поисковой выдачи.</w:t>
+        <w:t xml:space="preserve">Источники сверены по страницам 26.10.2026; SITA — по полному тексту отчёта; доклад WEF — по его обзору от Kiteworks.</w:t>
       </w:r>
     </w:p>
     <w:p>
@@ -5633,7 +5757,7 @@
         </w:numPr>
       </w:pPr>
       <w:r>
-        <w:t xml:space="preserve">World Economic Forum, Global Cybersecurity Outlook 2026 (январь 2026; 804 руководителя из 92 стран) — сайт WEF не открыт, цифры сверены по подробному обзору Kiteworks. https://www.kiteworks.com/cybersecurity-risk-management/wef-global-cybersecurity-outlook-2026-ai-fraud-resilience/</w:t>
+        <w:t xml:space="preserve">World Economic Forum, Global Cybersecurity Outlook 2026 (январь 2026; 804 руководителя из 92 стран); цифры — по обзору доклада от Kiteworks. https://www.kiteworks.com/cybersecurity-risk-management/wef-global-cybersecurity-outlook-2026-ai-fraud-resilience/</w:t>
       </w:r>
     </w:p>
     <w:p>
@@ -5645,7 +5769,7 @@
         </w:numPr>
       </w:pPr>
       <w:r>
-        <w:t xml:space="preserve">McKinsey, The state of AI in 2025: 62% пробуют ИИ-агентов; эффект на EBIT — у 39% — не открыт. https://www.mckinsey.com/capabilities/quantumblack/our-insights/the-state-of-ai</w:t>
+        <w:t xml:space="preserve">McKinsey, The state of AI in 2025: Agents, innovation, and transformation. https://www.mckinsey.com/capabilities/quantumblack/our-insights/the-state-of-ai</w:t>
       </w:r>
     </w:p>
     <w:p>
@@ -5657,7 +5781,7 @@
         </w:numPr>
       </w:pPr>
       <w:r>
-        <w:t xml:space="preserve">Gartner, CIO and Technology Executive Survey 2026 (госсектор вне США): нарастить инвестиции в ИБ планируют 85%, в ИИ — 80%; агентов внедряют или планируют 49% — не открыт. https://www.gartner.com/en/newsroom/press-releases/2025-11-26-gartner-survey-reveals-52-percent-of-government-cios-expect-it-budgets-to-increase-in-2026</w:t>
+        <w:t xml:space="preserve">Gartner, CIO and Technology Executive Survey 2026. https://www.gartner.com/en/newsroom/press-releases/2025-11-26-gartner-survey-reveals-52-percent-of-government-cios-expect-it-budgets-to-increase-in-2026</w:t>
       </w:r>
     </w:p>
     <w:p>

--- a/issledovanie-cifrovizacii/proekt-ankety.docx
+++ b/issledovanie-cifrovizacii/proekt-ankety.docx
@@ -5065,7 +5065,7 @@
               <w:rPr>
                 <w:sz w:val="17"/>
               </w:rPr>
-              <w:t xml:space="preserve">SITA: ежегодно спрашивает о бюджете и приоритетах [1]; Roland Berger: более 90% операторов аэропортов планируют повысить ИТ-расходы в ближайшие пять лет [6]</w:t>
+              <w:t xml:space="preserve">SITA: ежегодно спрашивает о бюджете и приоритетах [1]; Roland Berger: более 90% операторов аэропортов планируют повысить ИТ-расходы в ближайшие пять лет [6]; McKinsey 2026: 60% ожидают роста вложений в ИИ [4]</w:t>
             </w:r>
           </w:p>
         </w:tc>
@@ -5085,37 +5085,37 @@
               <w:rPr>
                 <w:sz w:val="17"/>
               </w:rPr>
-              <w:t xml:space="preserve">2.1, 3.1</w:t>
-            </w:r>
-          </w:p>
-        </w:tc>
-        <w:tc>
-          <w:tcPr/>
-          <w:p>
-            <w:pPr>
-              <w:pStyle w:val="Compact"/>
-              <w:jc w:val="left"/>
-            </w:pPr>
-            <w:r>
-              <w:rPr>
-                <w:sz w:val="17"/>
-              </w:rPr>
-              <w:t xml:space="preserve">цели и «радар технологий»: что внедрят к 2029 г.</w:t>
-            </w:r>
-          </w:p>
-        </w:tc>
-        <w:tc>
-          <w:tcPr/>
-          <w:p>
-            <w:pPr>
-              <w:pStyle w:val="Compact"/>
-              <w:jc w:val="left"/>
-            </w:pPr>
-            <w:r>
-              <w:rPr>
-                <w:sz w:val="17"/>
-              </w:rPr>
-              <w:t xml:space="preserve">SITA и ACI спрашивают о биометрии и самообслуживании [1], [2]: в 2025 г. киоски самообслуживания есть в 77% аэропортов, автоматическая сдача багажа — в 63%, биометрический пограничный контроль — в 54% [1]; в России — пилот посадки по биометрии в Шереметьево и Пулково [9]</w:t>
+              <w:t xml:space="preserve">2.4</w:t>
+            </w:r>
+          </w:p>
+        </w:tc>
+        <w:tc>
+          <w:tcPr/>
+          <w:p>
+            <w:pPr>
+              <w:pStyle w:val="Compact"/>
+              <w:jc w:val="left"/>
+            </w:pPr>
+            <w:r>
+              <w:rPr>
+                <w:sz w:val="17"/>
+              </w:rPr>
+              <w:t xml:space="preserve">покупают решения или делают сами</w:t>
+            </w:r>
+          </w:p>
+        </w:tc>
+        <w:tc>
+          <w:tcPr/>
+          <w:p>
+            <w:pPr>
+              <w:pStyle w:val="Compact"/>
+              <w:jc w:val="left"/>
+            </w:pPr>
+            <w:r>
+              <w:rPr>
+                <w:sz w:val="17"/>
+              </w:rPr>
+              <w:t xml:space="preserve">McKinsey 2026: 32% организаций отказались покупать ПО, потому что сделали его сами с помощью ИИ-агентов для программирования [4] — важно для продуктов компании</w:t>
             </w:r>
           </w:p>
         </w:tc>
@@ -5135,37 +5135,37 @@
               <w:rPr>
                 <w:sz w:val="17"/>
               </w:rPr>
-              <w:t xml:space="preserve">4.1, 4.2</w:t>
-            </w:r>
-          </w:p>
-        </w:tc>
-        <w:tc>
-          <w:tcPr/>
-          <w:p>
-            <w:pPr>
-              <w:pStyle w:val="Compact"/>
-              <w:jc w:val="left"/>
-            </w:pPr>
-            <w:r>
-              <w:rPr>
-                <w:sz w:val="17"/>
-              </w:rPr>
-              <w:t xml:space="preserve">стадия ИИ и самые популярные задачи</w:t>
-            </w:r>
-          </w:p>
-        </w:tc>
-        <w:tc>
-          <w:tcPr/>
-          <w:p>
-            <w:pPr>
-              <w:pStyle w:val="Compact"/>
-              <w:jc w:val="left"/>
-            </w:pPr>
-            <w:r>
-              <w:rPr>
-                <w:sz w:val="17"/>
-              </w:rPr>
-              <w:t xml:space="preserve">SITA 2025: ИИ в управлении операциями (сбои, назначение ВС, экипажи) — у 63% авиакомпаний, для ответов пассажирам — у 75%, для контроля обслуживания ВС — только у 17%; инвестировать в ИИ планируют 73% аэропортов и 90% авиакомпаний [1]; McKinsey ежегодно спрашивает о стадии ИИ и об ИИ-агентах [4]; оценка Минтранса и Ассоциации ЦТЛ: ИИ применяют около 45% транспортных организаций [10]</w:t>
+              <w:t xml:space="preserve">2.1, 3.1</w:t>
+            </w:r>
+          </w:p>
+        </w:tc>
+        <w:tc>
+          <w:tcPr/>
+          <w:p>
+            <w:pPr>
+              <w:pStyle w:val="Compact"/>
+              <w:jc w:val="left"/>
+            </w:pPr>
+            <w:r>
+              <w:rPr>
+                <w:sz w:val="17"/>
+              </w:rPr>
+              <w:t xml:space="preserve">цели и «радар технологий»: что внедрят к 2029 г.</w:t>
+            </w:r>
+          </w:p>
+        </w:tc>
+        <w:tc>
+          <w:tcPr/>
+          <w:p>
+            <w:pPr>
+              <w:pStyle w:val="Compact"/>
+              <w:jc w:val="left"/>
+            </w:pPr>
+            <w:r>
+              <w:rPr>
+                <w:sz w:val="17"/>
+              </w:rPr>
+              <w:t xml:space="preserve">SITA и ACI спрашивают о биометрии и самообслуживании [1], [2]: в 2025 г. киоски самообслуживания есть в 77% аэропортов, автоматическая сдача багажа — в 63%, биометрический пограничный контроль — в 54% [1]; в России — пилот посадки по биометрии в Шереметьево и Пулково [9]</w:t>
             </w:r>
           </w:p>
         </w:tc>
@@ -5185,37 +5185,37 @@
               <w:rPr>
                 <w:sz w:val="17"/>
               </w:rPr>
-              <w:t xml:space="preserve">4.3, 4.4</w:t>
-            </w:r>
-          </w:p>
-        </w:tc>
-        <w:tc>
-          <w:tcPr/>
-          <w:p>
-            <w:pPr>
-              <w:pStyle w:val="Compact"/>
-              <w:jc w:val="left"/>
-            </w:pPr>
-            <w:r>
-              <w:rPr>
-                <w:sz w:val="17"/>
-              </w:rPr>
-              <w:t xml:space="preserve">как работают с генеративным ИИ; где должна работать система</w:t>
-            </w:r>
-          </w:p>
-        </w:tc>
-        <w:tc>
-          <w:tcPr/>
-          <w:p>
-            <w:pPr>
-              <w:pStyle w:val="Compact"/>
-              <w:jc w:val="left"/>
-            </w:pPr>
-            <w:r>
-              <w:rPr>
-                <w:sz w:val="17"/>
-              </w:rPr>
-              <w:t xml:space="preserve">Gartner спрашивает о планах внедрения генеративного ИИ и агентов на 12 месяцев [5]; где должна работать система — наш вопрос под российские требования</w:t>
+              <w:t xml:space="preserve">4.1, 4.2</w:t>
+            </w:r>
+          </w:p>
+        </w:tc>
+        <w:tc>
+          <w:tcPr/>
+          <w:p>
+            <w:pPr>
+              <w:pStyle w:val="Compact"/>
+              <w:jc w:val="left"/>
+            </w:pPr>
+            <w:r>
+              <w:rPr>
+                <w:sz w:val="17"/>
+              </w:rPr>
+              <w:t xml:space="preserve">стадия ИИ и самые популярные задачи</w:t>
+            </w:r>
+          </w:p>
+        </w:tc>
+        <w:tc>
+          <w:tcPr/>
+          <w:p>
+            <w:pPr>
+              <w:pStyle w:val="Compact"/>
+              <w:jc w:val="left"/>
+            </w:pPr>
+            <w:r>
+              <w:rPr>
+                <w:sz w:val="17"/>
+              </w:rPr>
+              <w:t xml:space="preserve">SITA 2025: ИИ в управлении операциями (сбои, назначение ВС, экипажи) — у 63% авиакомпаний, для ответов пассажирам — у 75%, для контроля обслуживания ВС — только у 17%; инвестировать в ИИ планируют 73% аэропортов и 90% авиакомпаний [1]; McKinsey 2026: ИИ масштабирован на уровне всей организации у 44%, ИИ-агентов масштабируют около 20% [4]; оценка Минтранса и Ассоциации ЦТЛ: ИИ применяют около 45% транспортных организаций [10]</w:t>
             </w:r>
           </w:p>
         </w:tc>
@@ -5235,37 +5235,37 @@
               <w:rPr>
                 <w:sz w:val="17"/>
               </w:rPr>
-              <w:t xml:space="preserve">4.5</w:t>
-            </w:r>
-          </w:p>
-        </w:tc>
-        <w:tc>
-          <w:tcPr/>
-          <w:p>
-            <w:pPr>
-              <w:pStyle w:val="Compact"/>
-              <w:jc w:val="left"/>
-            </w:pPr>
-            <w:r>
-              <w:rPr>
-                <w:sz w:val="17"/>
-              </w:rPr>
-              <w:t xml:space="preserve">где отрасль готова доверить ИИ решения</w:t>
-            </w:r>
-          </w:p>
-        </w:tc>
-        <w:tc>
-          <w:tcPr/>
-          <w:p>
-            <w:pPr>
-              <w:pStyle w:val="Compact"/>
-              <w:jc w:val="left"/>
-            </w:pPr>
-            <w:r>
-              <w:rPr>
-                <w:sz w:val="17"/>
-              </w:rPr>
-              <w:t xml:space="preserve">новый вопрос — прямого аналога не нашли</w:t>
+              <w:t xml:space="preserve">4.3, 4.4</w:t>
+            </w:r>
+          </w:p>
+        </w:tc>
+        <w:tc>
+          <w:tcPr/>
+          <w:p>
+            <w:pPr>
+              <w:pStyle w:val="Compact"/>
+              <w:jc w:val="left"/>
+            </w:pPr>
+            <w:r>
+              <w:rPr>
+                <w:sz w:val="17"/>
+              </w:rPr>
+              <w:t xml:space="preserve">как работают с генеративным ИИ; где должна работать система</w:t>
+            </w:r>
+          </w:p>
+        </w:tc>
+        <w:tc>
+          <w:tcPr/>
+          <w:p>
+            <w:pPr>
+              <w:pStyle w:val="Compact"/>
+              <w:jc w:val="left"/>
+            </w:pPr>
+            <w:r>
+              <w:rPr>
+                <w:sz w:val="17"/>
+              </w:rPr>
+              <w:t xml:space="preserve">Gartner спрашивает о планах внедрения генеративного ИИ и агентов на 12 месяцев [5]; где должна работать система — наш вопрос под российские требования</w:t>
             </w:r>
           </w:p>
         </w:tc>
@@ -5285,37 +5285,37 @@
               <w:rPr>
                 <w:sz w:val="17"/>
               </w:rPr>
-              <w:t xml:space="preserve">4.6</w:t>
-            </w:r>
-          </w:p>
-        </w:tc>
-        <w:tc>
-          <w:tcPr/>
-          <w:p>
-            <w:pPr>
-              <w:pStyle w:val="Compact"/>
-              <w:jc w:val="left"/>
-            </w:pPr>
-            <w:r>
-              <w:rPr>
-                <w:sz w:val="17"/>
-              </w:rPr>
-              <w:t xml:space="preserve">барьеры для ИИ</w:t>
-            </w:r>
-          </w:p>
-        </w:tc>
-        <w:tc>
-          <w:tcPr/>
-          <w:p>
-            <w:pPr>
-              <w:pStyle w:val="Compact"/>
-              <w:jc w:val="left"/>
-            </w:pPr>
-            <w:r>
-              <w:rPr>
-                <w:sz w:val="17"/>
-              </w:rPr>
-              <w:t xml:space="preserve">SITA 2025: главный барьер для ИИ в операциях — интеграция и согласованность данных (49% авиакомпаний, 33% аэропортов) [1]; McKinsey спрашивает, есть ли эффект ИИ на прибыль [4]</w:t>
+              <w:t xml:space="preserve">4.5</w:t>
+            </w:r>
+          </w:p>
+        </w:tc>
+        <w:tc>
+          <w:tcPr/>
+          <w:p>
+            <w:pPr>
+              <w:pStyle w:val="Compact"/>
+              <w:jc w:val="left"/>
+            </w:pPr>
+            <w:r>
+              <w:rPr>
+                <w:sz w:val="17"/>
+              </w:rPr>
+              <w:t xml:space="preserve">где отрасль готова доверить ИИ решения</w:t>
+            </w:r>
+          </w:p>
+        </w:tc>
+        <w:tc>
+          <w:tcPr/>
+          <w:p>
+            <w:pPr>
+              <w:pStyle w:val="Compact"/>
+              <w:jc w:val="left"/>
+            </w:pPr>
+            <w:r>
+              <w:rPr>
+                <w:sz w:val="17"/>
+              </w:rPr>
+              <w:t xml:space="preserve">новый вопрос — прямого аналога не нашли</w:t>
             </w:r>
           </w:p>
         </w:tc>
@@ -5335,37 +5335,37 @@
               <w:rPr>
                 <w:sz w:val="17"/>
               </w:rPr>
-              <w:t xml:space="preserve">5.1</w:t>
-            </w:r>
-          </w:p>
-        </w:tc>
-        <w:tc>
-          <w:tcPr/>
-          <w:p>
-            <w:pPr>
-              <w:pStyle w:val="Compact"/>
-              <w:jc w:val="left"/>
-            </w:pPr>
-            <w:r>
-              <w:rPr>
-                <w:sz w:val="17"/>
-              </w:rPr>
-              <w:t xml:space="preserve">главные киберугрозы</w:t>
-            </w:r>
-          </w:p>
-        </w:tc>
-        <w:tc>
-          <w:tcPr/>
-          <w:p>
-            <w:pPr>
-              <w:pStyle w:val="Compact"/>
-              <w:jc w:val="left"/>
-            </w:pPr>
-            <w:r>
-              <w:rPr>
-                <w:sz w:val="17"/>
-              </w:rPr>
-              <w:t xml:space="preserve">ENISA: на транспорте лидируют шифровальщики и угрозы данным [7]; EASA и IATA: потеря сигнала GPS выросла на 220% за 2021–2024 гг. [8]; WEF 2026: генеральные директора теперь ставят кибермошенничество выше шифровальщиков [3]</w:t>
+              <w:t xml:space="preserve">4.6</w:t>
+            </w:r>
+          </w:p>
+        </w:tc>
+        <w:tc>
+          <w:tcPr/>
+          <w:p>
+            <w:pPr>
+              <w:pStyle w:val="Compact"/>
+              <w:jc w:val="left"/>
+            </w:pPr>
+            <w:r>
+              <w:rPr>
+                <w:sz w:val="17"/>
+              </w:rPr>
+              <w:t xml:space="preserve">барьеры для ИИ</w:t>
+            </w:r>
+          </w:p>
+        </w:tc>
+        <w:tc>
+          <w:tcPr/>
+          <w:p>
+            <w:pPr>
+              <w:pStyle w:val="Compact"/>
+              <w:jc w:val="left"/>
+            </w:pPr>
+            <w:r>
+              <w:rPr>
+                <w:sz w:val="17"/>
+              </w:rPr>
+              <w:t xml:space="preserve">SITA 2025: главный барьер для ИИ в операциях — интеграция и согласованность данных (49% авиакомпаний, 33% аэропортов) [1]; McKinsey 2026: эффект на прибыль видят лишь 37%, у каждой пятой организации использование ИИ сдерживают затраты на него [4]</w:t>
             </w:r>
           </w:p>
         </w:tc>
@@ -5385,37 +5385,37 @@
               <w:rPr>
                 <w:sz w:val="17"/>
               </w:rPr>
-              <w:t xml:space="preserve">5.2–5.4</w:t>
-            </w:r>
-          </w:p>
-        </w:tc>
-        <w:tc>
-          <w:tcPr/>
-          <w:p>
-            <w:pPr>
-              <w:pStyle w:val="Compact"/>
-              <w:jc w:val="left"/>
-            </w:pPr>
-            <w:r>
-              <w:rPr>
-                <w:sz w:val="17"/>
-              </w:rPr>
-              <w:t xml:space="preserve">киберустойчивость: восстановление за сутки, ручной режим, учения</w:t>
-            </w:r>
-          </w:p>
-        </w:tc>
-        <w:tc>
-          <w:tcPr/>
-          <w:p>
-            <w:pPr>
-              <w:pStyle w:val="Compact"/>
-              <w:jc w:val="left"/>
-            </w:pPr>
-            <w:r>
-              <w:rPr>
-                <w:sz w:val="17"/>
-              </w:rPr>
-              <w:t xml:space="preserve">WEF 2026: устойчивость выше требований — у 19% организаций, недостаточная — у 17% [3]; российский прецедент — сбой систем «Аэрофлота» 28.07.2025, отменено около 50 пар рейсов [11]</w:t>
+              <w:t xml:space="preserve">5.1</w:t>
+            </w:r>
+          </w:p>
+        </w:tc>
+        <w:tc>
+          <w:tcPr/>
+          <w:p>
+            <w:pPr>
+              <w:pStyle w:val="Compact"/>
+              <w:jc w:val="left"/>
+            </w:pPr>
+            <w:r>
+              <w:rPr>
+                <w:sz w:val="17"/>
+              </w:rPr>
+              <w:t xml:space="preserve">главные киберугрозы</w:t>
+            </w:r>
+          </w:p>
+        </w:tc>
+        <w:tc>
+          <w:tcPr/>
+          <w:p>
+            <w:pPr>
+              <w:pStyle w:val="Compact"/>
+              <w:jc w:val="left"/>
+            </w:pPr>
+            <w:r>
+              <w:rPr>
+                <w:sz w:val="17"/>
+              </w:rPr>
+              <w:t xml:space="preserve">ENISA: на транспорте лидируют шифровальщики и угрозы данным [7]; EASA и IATA: потеря сигнала GPS выросла на 220% за 2021–2024 гг. [8]; WEF 2026: генеральные директора теперь ставят кибермошенничество выше шифровальщиков [3]</w:t>
             </w:r>
           </w:p>
         </w:tc>
@@ -5435,37 +5435,37 @@
               <w:rPr>
                 <w:sz w:val="17"/>
               </w:rPr>
-              <w:t xml:space="preserve">5.5</w:t>
-            </w:r>
-          </w:p>
-        </w:tc>
-        <w:tc>
-          <w:tcPr/>
-          <w:p>
-            <w:pPr>
-              <w:pStyle w:val="Compact"/>
-              <w:jc w:val="left"/>
-            </w:pPr>
-            <w:r>
-              <w:rPr>
-                <w:sz w:val="17"/>
-              </w:rPr>
-              <w:t xml:space="preserve">контроль подрядчиков</w:t>
-            </w:r>
-          </w:p>
-        </w:tc>
-        <w:tc>
-          <w:tcPr/>
-          <w:p>
-            <w:pPr>
-              <w:pStyle w:val="Compact"/>
-              <w:jc w:val="left"/>
-            </w:pPr>
-            <w:r>
-              <w:rPr>
-                <w:sz w:val="17"/>
-              </w:rPr>
-              <w:t xml:space="preserve">WEF 2026: уязвимости подрядчиков — главное препятствие для 65% крупных компаний, учения вместе с подрядчиками проводят лишь 27% [3]; ENISA: атаки через цепочку поставок — 10% инцидентов на транспорте [7]</w:t>
+              <w:t xml:space="preserve">5.2–5.4</w:t>
+            </w:r>
+          </w:p>
+        </w:tc>
+        <w:tc>
+          <w:tcPr/>
+          <w:p>
+            <w:pPr>
+              <w:pStyle w:val="Compact"/>
+              <w:jc w:val="left"/>
+            </w:pPr>
+            <w:r>
+              <w:rPr>
+                <w:sz w:val="17"/>
+              </w:rPr>
+              <w:t xml:space="preserve">киберустойчивость: восстановление за сутки, ручной режим, учения</w:t>
+            </w:r>
+          </w:p>
+        </w:tc>
+        <w:tc>
+          <w:tcPr/>
+          <w:p>
+            <w:pPr>
+              <w:pStyle w:val="Compact"/>
+              <w:jc w:val="left"/>
+            </w:pPr>
+            <w:r>
+              <w:rPr>
+                <w:sz w:val="17"/>
+              </w:rPr>
+              <w:t xml:space="preserve">WEF 2026: устойчивость выше требований — у 19% организаций, недостаточная — у 17% [3]; российский прецедент — сбой систем «Аэрофлота» 28.07.2025, отменено около 50 пар рейсов [11]</w:t>
             </w:r>
           </w:p>
         </w:tc>
@@ -5485,37 +5485,37 @@
               <w:rPr>
                 <w:sz w:val="17"/>
               </w:rPr>
-              <w:t xml:space="preserve">5.6, 5.7</w:t>
-            </w:r>
-          </w:p>
-        </w:tc>
-        <w:tc>
-          <w:tcPr/>
-          <w:p>
-            <w:pPr>
-              <w:pStyle w:val="Compact"/>
-              <w:jc w:val="left"/>
-            </w:pPr>
-            <w:r>
-              <w:rPr>
-                <w:sz w:val="17"/>
-              </w:rPr>
-              <w:t xml:space="preserve">ИИ и кибербезопасность</w:t>
-            </w:r>
-          </w:p>
-        </w:tc>
-        <w:tc>
-          <w:tcPr/>
-          <w:p>
-            <w:pPr>
-              <w:pStyle w:val="Compact"/>
-              <w:jc w:val="left"/>
-            </w:pPr>
-            <w:r>
-              <w:rPr>
-                <w:sz w:val="17"/>
-              </w:rPr>
-              <w:t xml:space="preserve">WEF 2026: процедура проверки безопасности ИИ-сервисов есть у 64% (год назад — 37%); 94% называют ИИ главным фактором изменений в ИБ [3]; SITA 2025: из авиакомпаний, применяющих ИИ, в кибербезопасности его используют только 49% [1]</w:t>
+              <w:t xml:space="preserve">5.5</w:t>
+            </w:r>
+          </w:p>
+        </w:tc>
+        <w:tc>
+          <w:tcPr/>
+          <w:p>
+            <w:pPr>
+              <w:pStyle w:val="Compact"/>
+              <w:jc w:val="left"/>
+            </w:pPr>
+            <w:r>
+              <w:rPr>
+                <w:sz w:val="17"/>
+              </w:rPr>
+              <w:t xml:space="preserve">контроль подрядчиков</w:t>
+            </w:r>
+          </w:p>
+        </w:tc>
+        <w:tc>
+          <w:tcPr/>
+          <w:p>
+            <w:pPr>
+              <w:pStyle w:val="Compact"/>
+              <w:jc w:val="left"/>
+            </w:pPr>
+            <w:r>
+              <w:rPr>
+                <w:sz w:val="17"/>
+              </w:rPr>
+              <w:t xml:space="preserve">WEF 2026: уязвимости подрядчиков — главное препятствие для 65% крупных компаний, учения вместе с подрядчиками проводят лишь 27% [3]; ENISA: атаки через цепочку поставок — 10% инцидентов на транспорте [7]</w:t>
             </w:r>
           </w:p>
         </w:tc>
@@ -5535,37 +5535,37 @@
               <w:rPr>
                 <w:sz w:val="17"/>
               </w:rPr>
-              <w:t xml:space="preserve">2.1, 4.2 в, 3.1 г</w:t>
-            </w:r>
-          </w:p>
-        </w:tc>
-        <w:tc>
-          <w:tcPr/>
-          <w:p>
-            <w:pPr>
-              <w:pStyle w:val="Compact"/>
-              <w:jc w:val="left"/>
-            </w:pPr>
-            <w:r>
-              <w:rPr>
-                <w:sz w:val="17"/>
-              </w:rPr>
-              <w:t xml:space="preserve">устойчивость к сбоям расписания</w:t>
-            </w:r>
-          </w:p>
-        </w:tc>
-        <w:tc>
-          <w:tcPr/>
-          <w:p>
-            <w:pPr>
-              <w:pStyle w:val="Compact"/>
-              <w:jc w:val="left"/>
-            </w:pPr>
-            <w:r>
-              <w:rPr>
-                <w:sz w:val="17"/>
-              </w:rPr>
-              <w:t xml:space="preserve">ограничения полётов по плану «Ковёр»: задержки до 7 часов в Казани [12]</w:t>
+              <w:t xml:space="preserve">5.6, 5.7</w:t>
+            </w:r>
+          </w:p>
+        </w:tc>
+        <w:tc>
+          <w:tcPr/>
+          <w:p>
+            <w:pPr>
+              <w:pStyle w:val="Compact"/>
+              <w:jc w:val="left"/>
+            </w:pPr>
+            <w:r>
+              <w:rPr>
+                <w:sz w:val="17"/>
+              </w:rPr>
+              <w:t xml:space="preserve">ИИ и кибербезопасность</w:t>
+            </w:r>
+          </w:p>
+        </w:tc>
+        <w:tc>
+          <w:tcPr/>
+          <w:p>
+            <w:pPr>
+              <w:pStyle w:val="Compact"/>
+              <w:jc w:val="left"/>
+            </w:pPr>
+            <w:r>
+              <w:rPr>
+                <w:sz w:val="17"/>
+              </w:rPr>
+              <w:t xml:space="preserve">WEF 2026: процедура проверки безопасности ИИ-сервисов есть у 64% (год назад — 37%); 94% называют ИИ главным фактором изменений в ИБ [3]; SITA 2025: из авиакомпаний, применяющих ИИ, в кибербезопасности его используют только 49% [1]</w:t>
             </w:r>
           </w:p>
         </w:tc>
@@ -5585,37 +5585,37 @@
               <w:rPr>
                 <w:sz w:val="17"/>
               </w:rPr>
-              <w:t xml:space="preserve">6.1</w:t>
-            </w:r>
-          </w:p>
-        </w:tc>
-        <w:tc>
-          <w:tcPr/>
-          <w:p>
-            <w:pPr>
-              <w:pStyle w:val="Compact"/>
-              <w:jc w:val="left"/>
-            </w:pPr>
-            <w:r>
-              <w:rPr>
-                <w:sz w:val="17"/>
-              </w:rPr>
-              <w:t xml:space="preserve">обмен данными с партнёрами</w:t>
-            </w:r>
-          </w:p>
-        </w:tc>
-        <w:tc>
-          <w:tcPr/>
-          <w:p>
-            <w:pPr>
-              <w:pStyle w:val="Compact"/>
-              <w:jc w:val="left"/>
-            </w:pPr>
-            <w:r>
-              <w:rPr>
-                <w:sz w:val="17"/>
-              </w:rPr>
-              <w:t xml:space="preserve">SITA 2025: главная тема выпуска — согласованность данных между партнёрами; 57% авиакомпаний называют главным препятствием для цифровой идентификации пассажира сотрудничество с аэропортами [1]</w:t>
+              <w:t xml:space="preserve">2.1, 4.2 в, 3.1 г</w:t>
+            </w:r>
+          </w:p>
+        </w:tc>
+        <w:tc>
+          <w:tcPr/>
+          <w:p>
+            <w:pPr>
+              <w:pStyle w:val="Compact"/>
+              <w:jc w:val="left"/>
+            </w:pPr>
+            <w:r>
+              <w:rPr>
+                <w:sz w:val="17"/>
+              </w:rPr>
+              <w:t xml:space="preserve">устойчивость к сбоям расписания</w:t>
+            </w:r>
+          </w:p>
+        </w:tc>
+        <w:tc>
+          <w:tcPr/>
+          <w:p>
+            <w:pPr>
+              <w:pStyle w:val="Compact"/>
+              <w:jc w:val="left"/>
+            </w:pPr>
+            <w:r>
+              <w:rPr>
+                <w:sz w:val="17"/>
+              </w:rPr>
+              <w:t xml:space="preserve">ограничения полётов по плану «Ковёр»: задержки до 7 часов в Казани [12]</w:t>
             </w:r>
           </w:p>
         </w:tc>
@@ -5635,6 +5635,56 @@
               <w:rPr>
                 <w:sz w:val="17"/>
               </w:rPr>
+              <w:t xml:space="preserve">6.1</w:t>
+            </w:r>
+          </w:p>
+        </w:tc>
+        <w:tc>
+          <w:tcPr/>
+          <w:p>
+            <w:pPr>
+              <w:pStyle w:val="Compact"/>
+              <w:jc w:val="left"/>
+            </w:pPr>
+            <w:r>
+              <w:rPr>
+                <w:sz w:val="17"/>
+              </w:rPr>
+              <w:t xml:space="preserve">обмен данными с партнёрами</w:t>
+            </w:r>
+          </w:p>
+        </w:tc>
+        <w:tc>
+          <w:tcPr/>
+          <w:p>
+            <w:pPr>
+              <w:pStyle w:val="Compact"/>
+              <w:jc w:val="left"/>
+            </w:pPr>
+            <w:r>
+              <w:rPr>
+                <w:sz w:val="17"/>
+              </w:rPr>
+              <w:t xml:space="preserve">SITA 2025: главная тема выпуска — согласованность данных между партнёрами; 57% авиакомпаний называют главным препятствием для цифровой идентификации пассажира сотрудничество с аэропортами [1]</w:t>
+            </w:r>
+          </w:p>
+        </w:tc>
+      </w:tr>
+      <w:tr>
+        <w:trPr>
+          <w:cantSplit/>
+        </w:trPr>
+        <w:tc>
+          <w:tcPr/>
+          <w:p>
+            <w:pPr>
+              <w:pStyle w:val="Compact"/>
+              <w:jc w:val="left"/>
+            </w:pPr>
+            <w:r>
+              <w:rPr>
+                <w:sz w:val="17"/>
+              </w:rPr>
               <w:t xml:space="preserve">6.2, 7.1</w:t>
             </w:r>
           </w:p>
@@ -5769,7 +5819,7 @@
         </w:numPr>
       </w:pPr>
       <w:r>
-        <w:t xml:space="preserve">McKinsey, The state of AI in 2025: Agents, innovation, and transformation. https://www.mckinsey.com/capabilities/quantumblack/our-insights/the-state-of-ai</w:t>
+        <w:t xml:space="preserve">McKinsey, The state of AI in 2026: On the road to ROI (25.08.2026; 1 719 респондентов из 97 стран). https://www.mckinsey.com/capabilities/quantumblack/our-insights/the-state-of-ai</w:t>
       </w:r>
     </w:p>
     <w:p>

--- a/issledovanie-cifrovizacii/proekt-ankety.docx
+++ b/issledovanie-cifrovizacii/proekt-ankety.docx
@@ -5065,7 +5065,7 @@
               <w:rPr>
                 <w:sz w:val="17"/>
               </w:rPr>
-              <w:t xml:space="preserve">SITA: ежегодно спрашивает о бюджете и приоритетах [1]; Roland Berger: более 90% операторов аэропортов планируют повысить ИТ-расходы в ближайшие пять лет [6]; McKinsey 2026: 60% ожидают роста вложений в ИИ [4]</w:t>
+              <w:t xml:space="preserve">SITA: ежегодно спрашивает о бюджете и приоритетах [1]; Roland Berger: более 90% операторов аэропортов планируют повысить ИТ-расходы в ближайшие пять лет [6]; McKinsey 2026: 60% ожидают роста вложений в ИИ [4]; Gartner 2026: больше вложат в кибербезопасность 85% ИТ-руководителей госсектора, в ИИ — 80% [5]</w:t>
             </w:r>
           </w:p>
         </w:tc>
@@ -5265,7 +5265,7 @@
               <w:rPr>
                 <w:sz w:val="17"/>
               </w:rPr>
-              <w:t xml:space="preserve">Gartner спрашивает о планах внедрения генеративного ИИ и агентов на 12 месяцев [5]; где должна работать система — наш вопрос под российские требования</w:t>
+              <w:t xml:space="preserve">Gartner 2026: генеративный ИИ внедрили или внедрят в течение 12 месяцев 78% ИТ-руководителей госсектора, ИИ-агентов — 49% [5]; где должна работать система — наш вопрос под российские требования</w:t>
             </w:r>
           </w:p>
         </w:tc>
@@ -5715,7 +5715,7 @@
               <w:rPr>
                 <w:sz w:val="17"/>
               </w:rPr>
-              <w:t xml:space="preserve">вопросы для нашей разработки</w:t>
+              <w:t xml:space="preserve">Gartner 2026: 55% ИТ-руководителей госсектора ждут перемен в работе с поставщиками ИТ из-за геополитики и цифрового суверенитета, 39% будут чаще работать с поставщиками из своего региона [5]; 7.1 — вопрос для нашей разработки</w:t>
             </w:r>
           </w:p>
         </w:tc>
@@ -5831,7 +5831,7 @@
         </w:numPr>
       </w:pPr>
       <w:r>
-        <w:t xml:space="preserve">Gartner, CIO and Technology Executive Survey 2026. https://www.gartner.com/en/newsroom/press-releases/2025-11-26-gartner-survey-reveals-52-percent-of-government-cios-expect-it-budgets-to-increase-in-2026</w:t>
+        <w:t xml:space="preserve">Gartner, CIO and Technology Executive Survey 2026: пресс-релиз от 26.11.2025 (2 501 респондент, из них 284 ИТ-руководителя госсектора вне США). https://www.gartner.com/en/newsroom/press-releases/2025-11-26-gartner-survey-reveals-52-percent-of-government-cios-expect-it-budgets-to-increase-in-2026</w:t>
       </w:r>
     </w:p>
     <w:p>
